--- a/Documents/_tmp/輸入法測試.docx
+++ b/Documents/_tmp/輸入法測試.docx
@@ -5,10 +5,13 @@
     <w:p>
       <w:pPr>
         <w:pStyle w:val="a3"/>
-      </w:pPr>
-      <w:r>
-        <w:rPr>
-          <w:rFonts w:hint="eastAsia"/>
+        <w:rPr>
+          <w:rFonts w:ascii="Cascadia Mono SemiBold" w:hAnsi="Cascadia Mono SemiBold" w:cs="Cascadia Mono SemiBold"/>
+        </w:rPr>
+      </w:pPr>
+      <w:r>
+        <w:rPr>
+          <w:rFonts w:ascii="Cascadia Mono SemiBold" w:hAnsi="Cascadia Mono SemiBold" w:cs="Cascadia Mono SemiBold"/>
         </w:rPr>
         <w:t>輸入法測試</w:t>
       </w:r>
@@ -16,57 +19,89 @@
     <w:p>
       <w:pPr>
         <w:rPr>
-          <w:rFonts w:ascii="Noto Sans TC" w:eastAsia="Noto Sans TC" w:hAnsi="Noto Sans TC" w:cs="Noto Sans TC"/>
-          <w:sz w:val="48"/>
-          <w:szCs w:val="48"/>
-        </w:rPr>
-      </w:pPr>
+          <w:rFonts w:ascii="Cascadia Mono SemiBold" w:eastAsia="Noto Sans TC" w:hAnsi="Cascadia Mono SemiBold" w:cs="Cascadia Mono SemiBold"/>
+          <w:sz w:val="48"/>
+          <w:szCs w:val="48"/>
+        </w:rPr>
+      </w:pPr>
+      <w:r>
+        <w:rPr>
+          <w:rFonts w:ascii="Cascadia Mono SemiBold" w:eastAsia="Noto Sans TC" w:hAnsi="Cascadia Mono SemiBold" w:cs="Cascadia Mono SemiBold"/>
+          <w:sz w:val="48"/>
+          <w:szCs w:val="48"/>
+        </w:rPr>
+        <w:t>注音【台語注音二式】</w:t>
+      </w:r>
+      <w:r>
+        <w:rPr>
+          <w:rFonts w:ascii="Cascadia Mono SemiBold" w:eastAsia="Noto Sans TC" w:hAnsi="Cascadia Mono SemiBold" w:cs="Cascadia Mono SemiBold"/>
+          <w:sz w:val="48"/>
+          <w:szCs w:val="48"/>
+        </w:rPr>
+        <w:br/>
+      </w:r>
+      <w:proofErr w:type="gramStart"/>
+      <w:r>
+        <w:rPr>
+          <w:rFonts w:ascii="Cascadia Mono SemiBold" w:eastAsia="Noto Sans TC" w:hAnsi="Cascadia Mono SemiBold" w:cs="Cascadia Mono SemiBold"/>
+          <w:sz w:val="48"/>
+          <w:szCs w:val="48"/>
+        </w:rPr>
+        <w:t>ㄏ</w:t>
+      </w:r>
+      <w:proofErr w:type="gramEnd"/>
       <w:r>
         <w:rPr>
           <w:rFonts w:ascii="Noto Sans TC" w:eastAsia="Noto Sans TC" w:hAnsi="Noto Sans TC" w:cs="Noto Sans TC" w:hint="eastAsia"/>
           <w:sz w:val="48"/>
           <w:szCs w:val="48"/>
         </w:rPr>
-        <w:t>注音【台語注音二式】</w:t>
-      </w:r>
-      <w:r>
-        <w:rPr>
-          <w:rFonts w:ascii="Noto Sans TC" w:eastAsia="Noto Sans TC" w:hAnsi="Noto Sans TC" w:cs="Noto Sans TC"/>
-          <w:sz w:val="48"/>
-          <w:szCs w:val="48"/>
-        </w:rPr>
-        <w:br/>
-      </w:r>
-      <w:proofErr w:type="gramStart"/>
-      <w:r>
-        <w:rPr>
-          <w:rFonts w:ascii="Noto Sans TC" w:eastAsia="Noto Sans TC" w:hAnsi="Noto Sans TC" w:cs="Noto Sans TC" w:hint="eastAsia"/>
-          <w:sz w:val="48"/>
-          <w:szCs w:val="48"/>
-        </w:rPr>
-        <w:t>ㄏ</w:t>
-      </w:r>
-      <w:proofErr w:type="gramEnd"/>
-      <w:r>
-        <w:rPr>
-          <w:rFonts w:ascii="Noto Sans TC" w:eastAsia="Noto Sans TC" w:hAnsi="Noto Sans TC" w:cs="Noto Sans TC" w:hint="eastAsia"/>
-          <w:sz w:val="48"/>
-          <w:szCs w:val="48"/>
-        </w:rPr>
-        <w:t>ㆲˊ ㄏㄜˊ</w:t>
+        <w:t>ㆲ</w:t>
+      </w:r>
+      <w:r>
+        <w:rPr>
+          <w:rFonts w:ascii="Times New Roman" w:eastAsia="Noto Sans TC" w:hAnsi="Times New Roman" w:cs="Times New Roman"/>
+          <w:sz w:val="48"/>
+          <w:szCs w:val="48"/>
+        </w:rPr>
+        <w:t>ˊ</w:t>
+      </w:r>
+      <w:r>
+        <w:rPr>
+          <w:rFonts w:ascii="Cascadia Mono SemiBold" w:eastAsia="Noto Sans TC" w:hAnsi="Cascadia Mono SemiBold" w:cs="Cascadia Mono SemiBold"/>
+          <w:sz w:val="48"/>
+          <w:szCs w:val="48"/>
+        </w:rPr>
+        <w:t xml:space="preserve"> </w:t>
+      </w:r>
+      <w:r>
+        <w:rPr>
+          <w:rFonts w:ascii="Cascadia Mono SemiBold" w:eastAsia="Noto Sans TC" w:hAnsi="Cascadia Mono SemiBold" w:cs="Cascadia Mono SemiBold"/>
+          <w:sz w:val="48"/>
+          <w:szCs w:val="48"/>
+        </w:rPr>
+        <w:t>ㄏㄜ</w:t>
+      </w:r>
+      <w:r>
+        <w:rPr>
+          <w:rFonts w:ascii="Times New Roman" w:eastAsia="Noto Sans TC" w:hAnsi="Times New Roman" w:cs="Times New Roman"/>
+          <w:sz w:val="48"/>
+          <w:szCs w:val="48"/>
+        </w:rPr>
+        <w:t>ˊ</w:t>
       </w:r>
     </w:p>
     <w:p>
       <w:pPr>
         <w:rPr>
-          <w:rFonts w:ascii="Noto Sans TC" w:eastAsia="Noto Sans TC" w:hAnsi="Noto Sans TC" w:cs="Noto Sans TC"/>
-          <w:sz w:val="48"/>
-          <w:szCs w:val="48"/>
-        </w:rPr>
-      </w:pPr>
-      <w:r>
-        <w:rPr>
-          <w:rFonts w:ascii="Noto Sans TC" w:eastAsia="Noto Sans TC" w:hAnsi="Noto Sans TC" w:cs="Noto Sans TC" w:hint="eastAsia"/>
+          <w:rFonts w:ascii="Cascadia Mono SemiBold" w:eastAsia="Noto Sans TC" w:hAnsi="Cascadia Mono SemiBold" w:cs="Cascadia Mono SemiBold"/>
+          <w:sz w:val="48"/>
+          <w:szCs w:val="48"/>
+        </w:rPr>
+      </w:pPr>
+      <w:r>
+        <w:rPr>
+          <w:rFonts w:ascii="Cascadia Mono SemiBold" w:eastAsia="Noto Sans TC" w:hAnsi="Cascadia Mono SemiBold" w:cs="Cascadia Mono SemiBold"/>
           <w:sz w:val="48"/>
           <w:szCs w:val="48"/>
         </w:rPr>
@@ -74,7 +109,7 @@
       </w:r>
       <w:r>
         <w:rPr>
-          <w:rFonts w:ascii="Noto Sans TC" w:eastAsia="Noto Sans TC" w:hAnsi="Noto Sans TC" w:cs="Noto Sans TC"/>
+          <w:rFonts w:ascii="Cascadia Mono SemiBold" w:eastAsia="Noto Sans TC" w:hAnsi="Cascadia Mono SemiBold" w:cs="Cascadia Mono SemiBold"/>
           <w:sz w:val="48"/>
           <w:szCs w:val="48"/>
         </w:rPr>
@@ -83,7 +118,7 @@
       <w:proofErr w:type="gramStart"/>
       <w:r>
         <w:rPr>
-          <w:rFonts w:ascii="Noto Sans TC" w:eastAsia="Noto Sans TC" w:hAnsi="Noto Sans TC" w:cs="Noto Sans TC" w:hint="eastAsia"/>
+          <w:rFonts w:ascii="Cascadia Mono SemiBold" w:eastAsia="Noto Sans TC" w:hAnsi="Cascadia Mono SemiBold" w:cs="Cascadia Mono SemiBold"/>
           <w:sz w:val="48"/>
           <w:szCs w:val="48"/>
         </w:rPr>
@@ -92,60 +127,109 @@
       <w:proofErr w:type="gramEnd"/>
       <w:r>
         <w:rPr>
-          <w:rFonts w:ascii="Noto Sans TC" w:eastAsia="Noto Sans TC" w:hAnsi="Noto Sans TC" w:cs="Noto Sans TC" w:hint="eastAsia"/>
-          <w:sz w:val="48"/>
-          <w:szCs w:val="48"/>
-        </w:rPr>
-        <w:t>⁵ ㄏㄜ⁵</w:t>
+          <w:rFonts w:ascii="Cascadia Mono SemiBold" w:eastAsia="Noto Sans TC" w:hAnsi="Cascadia Mono SemiBold" w:cs="Cascadia Mono SemiBold"/>
+          <w:sz w:val="48"/>
+          <w:szCs w:val="48"/>
+        </w:rPr>
+        <w:t xml:space="preserve">⁵ </w:t>
+      </w:r>
+      <w:r>
+        <w:rPr>
+          <w:rFonts w:ascii="Cascadia Mono SemiBold" w:eastAsia="Noto Sans TC" w:hAnsi="Cascadia Mono SemiBold" w:cs="Cascadia Mono SemiBold"/>
+          <w:sz w:val="48"/>
+          <w:szCs w:val="48"/>
+        </w:rPr>
+        <w:t>ㄏㄜ</w:t>
+      </w:r>
+      <w:r>
+        <w:rPr>
+          <w:rFonts w:ascii="Cascadia Mono SemiBold" w:eastAsia="Noto Sans TC" w:hAnsi="Cascadia Mono SemiBold" w:cs="Cascadia Mono SemiBold"/>
+          <w:sz w:val="48"/>
+          <w:szCs w:val="48"/>
+        </w:rPr>
+        <w:t>⁵</w:t>
       </w:r>
     </w:p>
     <w:p>
       <w:pPr>
         <w:rPr>
-          <w:rFonts w:ascii="Noto Sans TC" w:eastAsia="Noto Sans TC" w:hAnsi="Noto Sans TC" w:cs="Noto Sans TC"/>
-          <w:sz w:val="48"/>
-          <w:szCs w:val="48"/>
-        </w:rPr>
-      </w:pPr>
+          <w:rFonts w:ascii="Cascadia Mono SemiBold" w:eastAsia="Noto Sans TC" w:hAnsi="Cascadia Mono SemiBold" w:cs="Cascadia Mono SemiBold"/>
+          <w:sz w:val="48"/>
+          <w:szCs w:val="48"/>
+        </w:rPr>
+      </w:pPr>
+      <w:r>
+        <w:rPr>
+          <w:rFonts w:ascii="Cascadia Mono SemiBold" w:eastAsia="Noto Sans TC" w:hAnsi="Cascadia Mono SemiBold" w:cs="Cascadia Mono SemiBold"/>
+          <w:sz w:val="48"/>
+          <w:szCs w:val="48"/>
+        </w:rPr>
+        <w:t>注音【方音符號】</w:t>
+      </w:r>
+      <w:r>
+        <w:rPr>
+          <w:rFonts w:ascii="Cascadia Mono SemiBold" w:eastAsia="Noto Sans TC" w:hAnsi="Cascadia Mono SemiBold" w:cs="Cascadia Mono SemiBold"/>
+          <w:sz w:val="48"/>
+          <w:szCs w:val="48"/>
+        </w:rPr>
+        <w:br/>
+      </w:r>
+      <w:proofErr w:type="gramStart"/>
+      <w:r>
+        <w:rPr>
+          <w:rFonts w:ascii="Cascadia Mono SemiBold" w:eastAsia="Noto Sans TC" w:hAnsi="Cascadia Mono SemiBold" w:cs="Cascadia Mono SemiBold"/>
+          <w:sz w:val="48"/>
+          <w:szCs w:val="48"/>
+        </w:rPr>
+        <w:t>ㄏ</w:t>
+      </w:r>
+      <w:proofErr w:type="gramEnd"/>
       <w:r>
         <w:rPr>
           <w:rFonts w:ascii="Noto Sans TC" w:eastAsia="Noto Sans TC" w:hAnsi="Noto Sans TC" w:cs="Noto Sans TC" w:hint="eastAsia"/>
           <w:sz w:val="48"/>
           <w:szCs w:val="48"/>
         </w:rPr>
-        <w:t>注音【方音符號】</w:t>
-      </w:r>
-      <w:r>
-        <w:rPr>
-          <w:rFonts w:ascii="Noto Sans TC" w:eastAsia="Noto Sans TC" w:hAnsi="Noto Sans TC" w:cs="Noto Sans TC"/>
-          <w:sz w:val="48"/>
-          <w:szCs w:val="48"/>
-        </w:rPr>
-        <w:br/>
-      </w:r>
-      <w:proofErr w:type="gramStart"/>
-      <w:r>
-        <w:rPr>
-          <w:rFonts w:ascii="Noto Sans TC" w:eastAsia="Noto Sans TC" w:hAnsi="Noto Sans TC" w:cs="Noto Sans TC" w:hint="eastAsia"/>
-          <w:sz w:val="48"/>
-          <w:szCs w:val="48"/>
-        </w:rPr>
-        <w:t>ㄏ</w:t>
-      </w:r>
-      <w:proofErr w:type="gramEnd"/>
-      <w:r>
-        <w:rPr>
-          <w:rFonts w:ascii="Noto Sans TC" w:eastAsia="Noto Sans TC" w:hAnsi="Noto Sans TC" w:cs="Noto Sans TC" w:hint="eastAsia"/>
-          <w:sz w:val="48"/>
-          <w:szCs w:val="48"/>
-        </w:rPr>
-        <w:t>ㆲˊ ㄏㄜˊ</w:t>
+        <w:t>ㆲ</w:t>
+      </w:r>
+      <w:r>
+        <w:rPr>
+          <w:rFonts w:ascii="Times New Roman" w:eastAsia="Noto Sans TC" w:hAnsi="Times New Roman" w:cs="Times New Roman"/>
+          <w:sz w:val="48"/>
+          <w:szCs w:val="48"/>
+        </w:rPr>
+        <w:t>ˊ</w:t>
+      </w:r>
+      <w:r>
+        <w:rPr>
+          <w:rFonts w:ascii="Cascadia Mono SemiBold" w:eastAsia="Noto Sans TC" w:hAnsi="Cascadia Mono SemiBold" w:cs="Cascadia Mono SemiBold"/>
+          <w:sz w:val="48"/>
+          <w:szCs w:val="48"/>
+        </w:rPr>
+        <w:t xml:space="preserve"> </w:t>
+      </w:r>
+      <w:r>
+        <w:rPr>
+          <w:rFonts w:ascii="Cascadia Mono SemiBold" w:eastAsia="Noto Sans TC" w:hAnsi="Cascadia Mono SemiBold" w:cs="Cascadia Mono SemiBold"/>
+          <w:sz w:val="48"/>
+          <w:szCs w:val="48"/>
+        </w:rPr>
+        <w:t>ㄏㄜ</w:t>
+      </w:r>
+      <w:r>
+        <w:rPr>
+          <w:rFonts w:ascii="Times New Roman" w:eastAsia="Noto Sans TC" w:hAnsi="Times New Roman" w:cs="Times New Roman"/>
+          <w:sz w:val="48"/>
+          <w:szCs w:val="48"/>
+        </w:rPr>
+        <w:t>ˊ</w:t>
       </w:r>
     </w:p>
     <w:p>
       <w:pPr>
-        <w:rPr>
-          <w:rFonts w:ascii="Noto Sans TC" w:eastAsia="Noto Sans TC" w:hAnsi="Noto Sans TC" w:cs="Noto Sans TC"/>
+        <w:widowControl/>
+        <w:rPr>
+          <w:rFonts w:ascii="Cascadia Mono SemiBold" w:eastAsia="Noto Sans TC" w:hAnsi="Cascadia Mono SemiBold" w:cs="Cascadia Mono SemiBold"/>
           <w:sz w:val="48"/>
           <w:szCs w:val="48"/>
         </w:rPr>
@@ -153,42 +237,112 @@
     </w:p>
     <w:p>
       <w:pPr>
-        <w:widowControl/>
-        <w:rPr>
-          <w:rFonts w:ascii="Noto Sans TC" w:eastAsia="Noto Sans TC" w:hAnsi="Noto Sans TC" w:cs="Noto Sans TC"/>
-          <w:sz w:val="48"/>
-          <w:szCs w:val="48"/>
-        </w:rPr>
-      </w:pPr>
-      <w:r>
-        <w:rPr>
-          <w:rFonts w:ascii="Noto Sans TC" w:eastAsia="Noto Sans TC" w:hAnsi="Noto Sans TC" w:cs="Noto Sans TC"/>
-          <w:sz w:val="48"/>
-          <w:szCs w:val="48"/>
-        </w:rPr>
-        <w:br w:type="page"/>
-      </w:r>
+        <w:rPr>
+          <w:rFonts w:ascii="Cascadia Mono SemiBold" w:eastAsia="Noto Sans TC" w:hAnsi="Cascadia Mono SemiBold" w:cs="Cascadia Mono SemiBold"/>
+          <w:sz w:val="48"/>
+          <w:szCs w:val="48"/>
+        </w:rPr>
+      </w:pPr>
+      <w:r>
+        <w:rPr>
+          <w:rFonts w:ascii="Cascadia Mono SemiBold" w:eastAsia="Noto Sans TC" w:hAnsi="Cascadia Mono SemiBold" w:cs="Cascadia Mono SemiBold"/>
+          <w:sz w:val="48"/>
+          <w:szCs w:val="48"/>
+        </w:rPr>
+        <w:t>拼音【台羅拼音】</w:t>
+      </w:r>
+      <w:r>
+        <w:rPr>
+          <w:rFonts w:ascii="Cascadia Mono SemiBold" w:eastAsia="Noto Sans TC" w:hAnsi="Cascadia Mono SemiBold" w:cs="Cascadia Mono SemiBold"/>
+          <w:sz w:val="48"/>
+          <w:szCs w:val="48"/>
+        </w:rPr>
+        <w:br/>
+      </w:r>
+      <w:proofErr w:type="spellStart"/>
+      <w:r>
+        <w:rPr>
+          <w:rFonts w:ascii="Cascadia Mono SemiBold" w:eastAsia="Noto Sans TC" w:hAnsi="Cascadia Mono SemiBold" w:cs="Cascadia Mono SemiBold"/>
+          <w:sz w:val="48"/>
+          <w:szCs w:val="48"/>
+        </w:rPr>
+        <w:t>Hông</w:t>
+      </w:r>
+      <w:proofErr w:type="spellEnd"/>
+      <w:r>
+        <w:rPr>
+          <w:rFonts w:ascii="Cascadia Mono SemiBold" w:eastAsia="Noto Sans TC" w:hAnsi="Cascadia Mono SemiBold" w:cs="Cascadia Mono SemiBold"/>
+          <w:sz w:val="48"/>
+          <w:szCs w:val="48"/>
+        </w:rPr>
+        <w:t xml:space="preserve"> </w:t>
+      </w:r>
+      <w:proofErr w:type="spellStart"/>
+      <w:r>
+        <w:rPr>
+          <w:rFonts w:ascii="Cascadia Mono SemiBold" w:eastAsia="Noto Sans TC" w:hAnsi="Cascadia Mono SemiBold" w:cs="Cascadia Mono SemiBold"/>
+          <w:sz w:val="48"/>
+          <w:szCs w:val="48"/>
+        </w:rPr>
+        <w:t>hô</w:t>
+      </w:r>
+      <w:proofErr w:type="spellEnd"/>
+      <w:r>
+        <w:rPr>
+          <w:rFonts w:ascii="Cascadia Mono SemiBold" w:eastAsia="Noto Sans TC" w:hAnsi="Cascadia Mono SemiBold" w:cs="Cascadia Mono SemiBold"/>
+          <w:sz w:val="48"/>
+          <w:szCs w:val="48"/>
+        </w:rPr>
+        <w:t xml:space="preserve"> </w:t>
+      </w:r>
+      <w:proofErr w:type="spellStart"/>
+      <w:r>
+        <w:rPr>
+          <w:rFonts w:ascii="Cascadia Mono SemiBold" w:eastAsia="Noto Sans TC" w:hAnsi="Cascadia Mono SemiBold" w:cs="Cascadia Mono SemiBold"/>
+          <w:sz w:val="48"/>
+          <w:szCs w:val="48"/>
+        </w:rPr>
+        <w:t>tshun</w:t>
+      </w:r>
+      <w:proofErr w:type="spellEnd"/>
+      <w:r>
+        <w:rPr>
+          <w:rFonts w:ascii="Cascadia Mono SemiBold" w:eastAsia="Noto Sans TC" w:hAnsi="Cascadia Mono SemiBold" w:cs="Cascadia Mono SemiBold"/>
+          <w:sz w:val="48"/>
+          <w:szCs w:val="48"/>
+        </w:rPr>
+        <w:t xml:space="preserve"> </w:t>
+      </w:r>
+      <w:proofErr w:type="spellStart"/>
+      <w:r>
+        <w:rPr>
+          <w:rFonts w:ascii="Cascadia Mono SemiBold" w:eastAsia="Noto Sans TC" w:hAnsi="Cascadia Mono SemiBold" w:cs="Cascadia Mono SemiBold"/>
+          <w:sz w:val="48"/>
+          <w:szCs w:val="48"/>
+        </w:rPr>
+        <w:t>thian</w:t>
+      </w:r>
+      <w:proofErr w:type="spellEnd"/>
     </w:p>
     <w:p>
       <w:pPr>
         <w:rPr>
-          <w:rFonts w:ascii="Noto Sans TC" w:eastAsia="Noto Sans TC" w:hAnsi="Noto Sans TC" w:cs="Noto Sans TC" w:hint="eastAsia"/>
-          <w:sz w:val="48"/>
-          <w:szCs w:val="48"/>
-        </w:rPr>
-      </w:pPr>
-      <w:r>
-        <w:rPr>
-          <w:rFonts w:ascii="Noto Sans TC" w:eastAsia="Noto Sans TC" w:hAnsi="Noto Sans TC" w:cs="Noto Sans TC" w:hint="eastAsia"/>
-          <w:sz w:val="48"/>
-          <w:szCs w:val="48"/>
-        </w:rPr>
-        <w:lastRenderedPageBreak/>
-        <w:t>拼音【台羅拼音】</w:t>
-      </w:r>
-      <w:r>
-        <w:rPr>
-          <w:rFonts w:ascii="Noto Sans TC" w:eastAsia="Noto Sans TC" w:hAnsi="Noto Sans TC" w:cs="Noto Sans TC"/>
+          <w:rFonts w:ascii="Cascadia Mono SemiBold" w:eastAsia="Noto Sans TC" w:hAnsi="Cascadia Mono SemiBold" w:cs="Cascadia Mono SemiBold"/>
+          <w:sz w:val="48"/>
+          <w:szCs w:val="48"/>
+        </w:rPr>
+      </w:pPr>
+      <w:r>
+        <w:rPr>
+          <w:rFonts w:ascii="Cascadia Mono SemiBold" w:eastAsia="Noto Sans TC" w:hAnsi="Cascadia Mono SemiBold" w:cs="Cascadia Mono SemiBold"/>
+          <w:sz w:val="48"/>
+          <w:szCs w:val="48"/>
+        </w:rPr>
+        <w:t>拼音【白話字】</w:t>
+      </w:r>
+      <w:r>
+        <w:rPr>
+          <w:rFonts w:ascii="Cascadia Mono SemiBold" w:eastAsia="Noto Sans TC" w:hAnsi="Cascadia Mono SemiBold" w:cs="Cascadia Mono SemiBold"/>
           <w:sz w:val="48"/>
           <w:szCs w:val="48"/>
         </w:rPr>
@@ -197,33 +351,25 @@
       <w:proofErr w:type="spellStart"/>
       <w:r>
         <w:rPr>
-          <w:rFonts w:ascii="Noto Sans TC" w:eastAsia="Noto Sans TC" w:hAnsi="Noto Sans TC" w:cs="Noto Sans TC"/>
-          <w:sz w:val="48"/>
-          <w:szCs w:val="48"/>
-        </w:rPr>
-        <w:t>H</w:t>
-      </w:r>
-      <w:r>
-        <w:rPr>
-          <w:rFonts w:ascii="Noto Sans TC" w:eastAsia="Noto Sans TC" w:hAnsi="Noto Sans TC" w:cs="Noto Sans TC" w:hint="eastAsia"/>
-          <w:sz w:val="48"/>
-          <w:szCs w:val="48"/>
-        </w:rPr>
-        <w:t>ông</w:t>
-      </w:r>
-      <w:proofErr w:type="spellEnd"/>
-      <w:r>
-        <w:rPr>
-          <w:rFonts w:ascii="Noto Sans TC" w:eastAsia="Noto Sans TC" w:hAnsi="Noto Sans TC" w:cs="Noto Sans TC" w:hint="eastAsia"/>
-          <w:sz w:val="48"/>
-          <w:szCs w:val="48"/>
-        </w:rPr>
-        <w:t xml:space="preserve"> </w:t>
-      </w:r>
-      <w:proofErr w:type="spellStart"/>
-      <w:r>
-        <w:rPr>
-          <w:rFonts w:ascii="Noto Sans TC" w:eastAsia="Noto Sans TC" w:hAnsi="Noto Sans TC" w:cs="Noto Sans TC" w:hint="eastAsia"/>
+          <w:rFonts w:ascii="Cascadia Mono SemiBold" w:eastAsia="Noto Sans TC" w:hAnsi="Cascadia Mono SemiBold" w:cs="Cascadia Mono SemiBold"/>
+          <w:sz w:val="48"/>
+          <w:szCs w:val="48"/>
+        </w:rPr>
+        <w:t>hông</w:t>
+      </w:r>
+      <w:proofErr w:type="spellEnd"/>
+      <w:r>
+        <w:rPr>
+          <w:rFonts w:ascii="Cascadia Mono SemiBold" w:eastAsia="Noto Sans TC" w:hAnsi="Cascadia Mono SemiBold" w:cs="Cascadia Mono SemiBold"/>
+          <w:sz w:val="48"/>
+          <w:szCs w:val="48"/>
+        </w:rPr>
+        <w:t xml:space="preserve"> </w:t>
+      </w:r>
+      <w:proofErr w:type="spellStart"/>
+      <w:r>
+        <w:rPr>
+          <w:rFonts w:ascii="Cascadia Mono SemiBold" w:eastAsia="Noto Sans TC" w:hAnsi="Cascadia Mono SemiBold" w:cs="Cascadia Mono SemiBold"/>
           <w:sz w:val="48"/>
           <w:szCs w:val="48"/>
         </w:rPr>
@@ -232,36 +378,39 @@
       <w:proofErr w:type="spellEnd"/>
       <w:r>
         <w:rPr>
-          <w:rFonts w:ascii="Noto Sans TC" w:eastAsia="Noto Sans TC" w:hAnsi="Noto Sans TC" w:cs="Noto Sans TC" w:hint="eastAsia"/>
-          <w:sz w:val="48"/>
-          <w:szCs w:val="48"/>
-        </w:rPr>
-        <w:t xml:space="preserve"> </w:t>
-      </w:r>
-      <w:proofErr w:type="spellStart"/>
-      <w:r>
-        <w:rPr>
-          <w:rFonts w:ascii="Noto Sans TC" w:eastAsia="Noto Sans TC" w:hAnsi="Noto Sans TC" w:cs="Noto Sans TC" w:hint="eastAsia"/>
-          <w:sz w:val="48"/>
-          <w:szCs w:val="48"/>
-        </w:rPr>
-        <w:t>tshun</w:t>
-      </w:r>
-      <w:proofErr w:type="spellEnd"/>
-      <w:r>
-        <w:rPr>
-          <w:rFonts w:ascii="Noto Sans TC" w:eastAsia="Noto Sans TC" w:hAnsi="Noto Sans TC" w:cs="Noto Sans TC" w:hint="eastAsia"/>
-          <w:sz w:val="48"/>
-          <w:szCs w:val="48"/>
-        </w:rPr>
-        <w:t xml:space="preserve"> </w:t>
-      </w:r>
-      <w:proofErr w:type="spellStart"/>
-      <w:r>
-        <w:rPr>
-          <w:rFonts w:ascii="Noto Sans TC" w:eastAsia="Noto Sans TC" w:hAnsi="Noto Sans TC" w:cs="Noto Sans TC" w:hint="eastAsia"/>
-          <w:sz w:val="48"/>
-          <w:szCs w:val="48"/>
+          <w:rFonts w:ascii="Cascadia Mono SemiBold" w:eastAsia="Noto Sans TC" w:hAnsi="Cascadia Mono SemiBold" w:cs="Cascadia Mono SemiBold"/>
+          <w:sz w:val="48"/>
+          <w:szCs w:val="48"/>
+        </w:rPr>
+        <w:t xml:space="preserve"> </w:t>
+      </w:r>
+      <w:proofErr w:type="spellStart"/>
+      <w:r>
+        <w:rPr>
+          <w:rFonts w:ascii="Cascadia Mono SemiBold" w:eastAsia="Noto Sans TC" w:hAnsi="Cascadia Mono SemiBold" w:cs="Cascadia Mono SemiBold"/>
+          <w:sz w:val="48"/>
+          <w:szCs w:val="48"/>
+          <w:highlight w:val="yellow"/>
+        </w:rPr>
+        <w:t>chhun</w:t>
+      </w:r>
+      <w:proofErr w:type="spellEnd"/>
+      <w:r>
+        <w:rPr>
+          <w:rFonts w:ascii="Cascadia Mono SemiBold" w:eastAsia="Noto Sans TC" w:hAnsi="Cascadia Mono SemiBold" w:cs="Cascadia Mono SemiBold"/>
+          <w:sz w:val="48"/>
+          <w:szCs w:val="48"/>
+          <w:highlight w:val="yellow"/>
+        </w:rPr>
+        <w:t xml:space="preserve"> </w:t>
+      </w:r>
+      <w:proofErr w:type="spellStart"/>
+      <w:r>
+        <w:rPr>
+          <w:rFonts w:ascii="Cascadia Mono SemiBold" w:eastAsia="Noto Sans TC" w:hAnsi="Cascadia Mono SemiBold" w:cs="Cascadia Mono SemiBold"/>
+          <w:sz w:val="48"/>
+          <w:szCs w:val="48"/>
+          <w:highlight w:val="yellow"/>
         </w:rPr>
         <w:t>thian</w:t>
       </w:r>
@@ -270,106 +419,64 @@
     <w:p>
       <w:pPr>
         <w:rPr>
-          <w:rFonts w:ascii="Noto Sans TC" w:eastAsia="Noto Sans TC" w:hAnsi="Noto Sans TC" w:cs="Noto Sans TC" w:hint="eastAsia"/>
-          <w:sz w:val="48"/>
-          <w:szCs w:val="48"/>
-        </w:rPr>
-      </w:pPr>
-      <w:r>
-        <w:rPr>
-          <w:rFonts w:ascii="Noto Sans TC" w:eastAsia="Noto Sans TC" w:hAnsi="Noto Sans TC" w:cs="Noto Sans TC" w:hint="eastAsia"/>
-          <w:sz w:val="48"/>
-          <w:szCs w:val="48"/>
-        </w:rPr>
-        <w:t>拼音【白話字】</w:t>
-      </w:r>
-      <w:r>
-        <w:rPr>
-          <w:rFonts w:ascii="Noto Sans TC" w:eastAsia="Noto Sans TC" w:hAnsi="Noto Sans TC" w:cs="Noto Sans TC"/>
+          <w:rFonts w:ascii="Cascadia Mono SemiBold" w:eastAsia="Noto Sans TC" w:hAnsi="Cascadia Mono SemiBold" w:cs="Cascadia Mono SemiBold"/>
+          <w:sz w:val="48"/>
+          <w:szCs w:val="48"/>
+        </w:rPr>
+      </w:pPr>
+      <w:r>
+        <w:rPr>
+          <w:rFonts w:ascii="Cascadia Mono SemiBold" w:eastAsia="Noto Sans TC" w:hAnsi="Cascadia Mono SemiBold" w:cs="Cascadia Mono SemiBold"/>
+          <w:sz w:val="48"/>
+          <w:szCs w:val="48"/>
+        </w:rPr>
+        <w:t>拼音【</w:t>
+      </w:r>
+      <w:r>
+        <w:rPr>
+          <w:rFonts w:ascii="Cascadia Mono SemiBold" w:eastAsia="Noto Sans TC" w:hAnsi="Cascadia Mono SemiBold" w:cs="Cascadia Mono SemiBold"/>
+          <w:sz w:val="48"/>
+          <w:szCs w:val="48"/>
+        </w:rPr>
+        <w:t>台語音標</w:t>
+      </w:r>
+      <w:r>
+        <w:rPr>
+          <w:rFonts w:ascii="Cascadia Mono SemiBold" w:eastAsia="Noto Sans TC" w:hAnsi="Cascadia Mono SemiBold" w:cs="Cascadia Mono SemiBold"/>
+          <w:sz w:val="48"/>
+          <w:szCs w:val="48"/>
+        </w:rPr>
+        <w:t>】</w:t>
+      </w:r>
+      <w:r>
+        <w:rPr>
+          <w:rFonts w:ascii="Cascadia Mono SemiBold" w:eastAsia="Noto Sans TC" w:hAnsi="Cascadia Mono SemiBold" w:cs="Cascadia Mono SemiBold"/>
           <w:sz w:val="48"/>
           <w:szCs w:val="48"/>
         </w:rPr>
         <w:br/>
       </w:r>
-      <w:proofErr w:type="spellStart"/>
-      <w:r>
-        <w:rPr>
-          <w:rFonts w:ascii="Noto Sans TC" w:eastAsia="Noto Sans TC" w:hAnsi="Noto Sans TC" w:cs="Noto Sans TC" w:hint="eastAsia"/>
-          <w:sz w:val="48"/>
-          <w:szCs w:val="48"/>
-        </w:rPr>
-        <w:t>hông</w:t>
-      </w:r>
-      <w:proofErr w:type="spellEnd"/>
-      <w:r>
-        <w:rPr>
-          <w:rFonts w:ascii="Noto Sans TC" w:eastAsia="Noto Sans TC" w:hAnsi="Noto Sans TC" w:cs="Noto Sans TC" w:hint="eastAsia"/>
-          <w:sz w:val="48"/>
-          <w:szCs w:val="48"/>
-        </w:rPr>
-        <w:t xml:space="preserve"> </w:t>
-      </w:r>
-      <w:proofErr w:type="spellStart"/>
-      <w:r>
-        <w:rPr>
-          <w:rFonts w:ascii="Noto Sans TC" w:eastAsia="Noto Sans TC" w:hAnsi="Noto Sans TC" w:cs="Noto Sans TC" w:hint="eastAsia"/>
-          <w:sz w:val="48"/>
-          <w:szCs w:val="48"/>
-        </w:rPr>
-        <w:t>hô</w:t>
-      </w:r>
-      <w:proofErr w:type="spellEnd"/>
-      <w:r>
-        <w:rPr>
-          <w:rFonts w:ascii="Noto Sans TC" w:eastAsia="Noto Sans TC" w:hAnsi="Noto Sans TC" w:cs="Noto Sans TC" w:hint="eastAsia"/>
-          <w:sz w:val="48"/>
-          <w:szCs w:val="48"/>
-        </w:rPr>
-        <w:t xml:space="preserve"> </w:t>
-      </w:r>
-      <w:proofErr w:type="spellStart"/>
-      <w:r>
-        <w:rPr>
-          <w:rFonts w:ascii="Noto Sans TC" w:eastAsia="Noto Sans TC" w:hAnsi="Noto Sans TC" w:cs="Noto Sans TC" w:hint="eastAsia"/>
-          <w:sz w:val="48"/>
-          <w:szCs w:val="48"/>
-          <w:highlight w:val="yellow"/>
-        </w:rPr>
-        <w:t>chhun</w:t>
-      </w:r>
-      <w:proofErr w:type="spellEnd"/>
-      <w:r>
-        <w:rPr>
-          <w:rFonts w:ascii="Noto Sans TC" w:eastAsia="Noto Sans TC" w:hAnsi="Noto Sans TC" w:cs="Noto Sans TC" w:hint="eastAsia"/>
-          <w:sz w:val="48"/>
-          <w:szCs w:val="48"/>
-          <w:highlight w:val="yellow"/>
-        </w:rPr>
-        <w:t xml:space="preserve"> </w:t>
-      </w:r>
-      <w:proofErr w:type="spellStart"/>
-      <w:r>
-        <w:rPr>
-          <w:rFonts w:ascii="Noto Sans TC" w:eastAsia="Noto Sans TC" w:hAnsi="Noto Sans TC" w:cs="Noto Sans TC" w:hint="eastAsia"/>
-          <w:sz w:val="48"/>
-          <w:szCs w:val="48"/>
-          <w:highlight w:val="yellow"/>
-        </w:rPr>
-        <w:t>thian</w:t>
-      </w:r>
-      <w:proofErr w:type="spellEnd"/>
+      <w:r>
+        <w:rPr>
+          <w:rFonts w:ascii="Cascadia Mono SemiBold" w:eastAsia="Noto Sans TC" w:hAnsi="Cascadia Mono SemiBold" w:cs="Cascadia Mono SemiBold"/>
+          <w:sz w:val="48"/>
+          <w:szCs w:val="48"/>
+        </w:rPr>
+        <w:lastRenderedPageBreak/>
+        <w:t>hong5 ho5 cun1 thian1</w:t>
+      </w:r>
     </w:p>
     <w:p>
       <w:pPr>
         <w:rPr>
-          <w:rFonts w:ascii="Noto Sans TC" w:eastAsia="Noto Sans TC" w:hAnsi="Noto Sans TC" w:cs="Noto Sans TC"/>
-          <w:sz w:val="48"/>
-          <w:szCs w:val="48"/>
-        </w:rPr>
-      </w:pPr>
-      <w:r>
-        <w:rPr>
-          <w:rFonts w:ascii="Noto Sans TC" w:eastAsia="Noto Sans TC" w:hAnsi="Noto Sans TC" w:cs="Noto Sans TC" w:hint="eastAsia"/>
+          <w:rFonts w:ascii="Cascadia Mono SemiBold" w:eastAsia="Noto Sans TC" w:hAnsi="Cascadia Mono SemiBold" w:cs="Cascadia Mono SemiBold"/>
+          <w:sz w:val="48"/>
+          <w:szCs w:val="48"/>
+        </w:rPr>
+      </w:pPr>
+      <w:r>
+        <w:rPr>
+          <w:rFonts w:ascii="Cascadia Mono SemiBold" w:eastAsia="Noto Sans TC" w:hAnsi="Cascadia Mono SemiBold" w:cs="Cascadia Mono SemiBold"/>
           <w:sz w:val="48"/>
           <w:szCs w:val="48"/>
         </w:rPr>
@@ -377,15 +484,15 @@
       </w:r>
       <w:r>
         <w:rPr>
-          <w:rFonts w:ascii="Noto Sans TC" w:eastAsia="Noto Sans TC" w:hAnsi="Noto Sans TC" w:cs="Noto Sans TC" w:hint="eastAsia"/>
-          <w:sz w:val="48"/>
-          <w:szCs w:val="48"/>
-        </w:rPr>
-        <w:t>台語音標</w:t>
-      </w:r>
-      <w:r>
-        <w:rPr>
-          <w:rFonts w:ascii="Noto Sans TC" w:eastAsia="Noto Sans TC" w:hAnsi="Noto Sans TC" w:cs="Noto Sans TC" w:hint="eastAsia"/>
+          <w:rFonts w:ascii="Cascadia Mono SemiBold" w:eastAsia="Noto Sans TC" w:hAnsi="Cascadia Mono SemiBold" w:cs="Cascadia Mono SemiBold"/>
+          <w:sz w:val="48"/>
+          <w:szCs w:val="48"/>
+        </w:rPr>
+        <w:t>台語注音二式</w:t>
+      </w:r>
+      <w:r>
+        <w:rPr>
+          <w:rFonts w:ascii="Cascadia Mono SemiBold" w:eastAsia="Noto Sans TC" w:hAnsi="Cascadia Mono SemiBold" w:cs="Cascadia Mono SemiBold"/>
           <w:sz w:val="48"/>
           <w:szCs w:val="48"/>
         </w:rPr>
@@ -393,7 +500,7 @@
       </w:r>
       <w:r>
         <w:rPr>
-          <w:rFonts w:ascii="Noto Sans TC" w:eastAsia="Noto Sans TC" w:hAnsi="Noto Sans TC" w:cs="Noto Sans TC"/>
+          <w:rFonts w:ascii="Cascadia Mono SemiBold" w:eastAsia="Noto Sans TC" w:hAnsi="Cascadia Mono SemiBold" w:cs="Cascadia Mono SemiBold"/>
           <w:sz w:val="48"/>
           <w:szCs w:val="48"/>
         </w:rPr>
@@ -401,229 +508,255 @@
       </w:r>
       <w:r>
         <w:rPr>
-          <w:rFonts w:ascii="Noto Sans TC" w:eastAsia="Noto Sans TC" w:hAnsi="Noto Sans TC" w:cs="Noto Sans TC" w:hint="eastAsia"/>
-          <w:sz w:val="48"/>
-          <w:szCs w:val="48"/>
-        </w:rPr>
-        <w:t>hong5 ho5</w:t>
-      </w:r>
-      <w:r>
-        <w:rPr>
-          <w:rFonts w:ascii="Noto Sans TC" w:eastAsia="Noto Sans TC" w:hAnsi="Noto Sans TC" w:cs="Noto Sans TC"/>
-          <w:sz w:val="48"/>
-          <w:szCs w:val="48"/>
-        </w:rPr>
-        <w:t xml:space="preserve"> </w:t>
-      </w:r>
-      <w:r>
-        <w:rPr>
-          <w:rFonts w:ascii="Noto Sans TC" w:eastAsia="Noto Sans TC" w:hAnsi="Noto Sans TC" w:cs="Noto Sans TC" w:hint="eastAsia"/>
-          <w:sz w:val="48"/>
-          <w:szCs w:val="48"/>
-        </w:rPr>
-        <w:t>cun1 thian1</w:t>
-      </w:r>
+          <w:rFonts w:ascii="Cascadia Mono SemiBold" w:eastAsia="Noto Sans TC" w:hAnsi="Cascadia Mono SemiBold" w:cs="Cascadia Mono SemiBold"/>
+          <w:sz w:val="48"/>
+          <w:szCs w:val="48"/>
+        </w:rPr>
+        <w:t>hong5 ho</w:t>
+      </w:r>
+      <w:r>
+        <w:rPr>
+          <w:rFonts w:ascii="Cascadia Mono SemiBold" w:eastAsia="Noto Sans TC" w:hAnsi="Cascadia Mono SemiBold" w:cs="Cascadia Mono SemiBold"/>
+          <w:color w:val="EE0000"/>
+          <w:sz w:val="48"/>
+          <w:szCs w:val="48"/>
+        </w:rPr>
+        <w:t>r</w:t>
+      </w:r>
+      <w:r>
+        <w:rPr>
+          <w:rFonts w:ascii="Cascadia Mono SemiBold" w:eastAsia="Noto Sans TC" w:hAnsi="Cascadia Mono SemiBold" w:cs="Cascadia Mono SemiBold"/>
+          <w:sz w:val="48"/>
+          <w:szCs w:val="48"/>
+        </w:rPr>
+        <w:t xml:space="preserve">5 </w:t>
+      </w:r>
+      <w:proofErr w:type="spellStart"/>
+      <w:r>
+        <w:rPr>
+          <w:rFonts w:ascii="Cascadia Mono SemiBold" w:eastAsia="Noto Sans TC" w:hAnsi="Cascadia Mono SemiBold" w:cs="Cascadia Mono SemiBold"/>
+          <w:sz w:val="48"/>
+          <w:szCs w:val="48"/>
+        </w:rPr>
+        <w:t>cun</w:t>
+      </w:r>
+      <w:proofErr w:type="spellEnd"/>
+      <w:r>
+        <w:rPr>
+          <w:rFonts w:ascii="Cascadia Mono SemiBold" w:eastAsia="Noto Sans TC" w:hAnsi="Cascadia Mono SemiBold" w:cs="Cascadia Mono SemiBold"/>
+          <w:sz w:val="48"/>
+          <w:szCs w:val="48"/>
+        </w:rPr>
+        <w:t xml:space="preserve"> </w:t>
+      </w:r>
+      <w:proofErr w:type="spellStart"/>
+      <w:r>
+        <w:rPr>
+          <w:rFonts w:ascii="Cascadia Mono SemiBold" w:eastAsia="Noto Sans TC" w:hAnsi="Cascadia Mono SemiBold" w:cs="Cascadia Mono SemiBold"/>
+          <w:sz w:val="48"/>
+          <w:szCs w:val="48"/>
+        </w:rPr>
+        <w:t>thian</w:t>
+      </w:r>
+      <w:proofErr w:type="spellEnd"/>
     </w:p>
     <w:p>
       <w:pPr>
         <w:rPr>
-          <w:rFonts w:ascii="Noto Sans TC" w:eastAsia="Noto Sans TC" w:hAnsi="Noto Sans TC" w:cs="Noto Sans TC" w:hint="eastAsia"/>
-          <w:sz w:val="48"/>
-          <w:szCs w:val="48"/>
-        </w:rPr>
-      </w:pPr>
-      <w:r>
-        <w:rPr>
-          <w:rFonts w:ascii="Noto Sans TC" w:eastAsia="Noto Sans TC" w:hAnsi="Noto Sans TC" w:cs="Noto Sans TC" w:hint="eastAsia"/>
-          <w:sz w:val="48"/>
-          <w:szCs w:val="48"/>
-        </w:rPr>
-        <w:t>拼音【</w:t>
-      </w:r>
-      <w:r>
-        <w:rPr>
-          <w:rFonts w:ascii="Noto Sans TC" w:eastAsia="Noto Sans TC" w:hAnsi="Noto Sans TC" w:cs="Noto Sans TC" w:hint="eastAsia"/>
-          <w:sz w:val="48"/>
-          <w:szCs w:val="48"/>
-        </w:rPr>
-        <w:t>台語注音二式</w:t>
-      </w:r>
-      <w:r>
-        <w:rPr>
-          <w:rFonts w:ascii="Noto Sans TC" w:eastAsia="Noto Sans TC" w:hAnsi="Noto Sans TC" w:cs="Noto Sans TC" w:hint="eastAsia"/>
-          <w:sz w:val="48"/>
-          <w:szCs w:val="48"/>
-        </w:rPr>
-        <w:t>】</w:t>
-      </w:r>
-      <w:r>
-        <w:rPr>
-          <w:rFonts w:ascii="Noto Sans TC" w:eastAsia="Noto Sans TC" w:hAnsi="Noto Sans TC" w:cs="Noto Sans TC"/>
+          <w:rFonts w:ascii="Cascadia Mono SemiBold" w:eastAsia="Noto Sans TC" w:hAnsi="Cascadia Mono SemiBold" w:cs="Cascadia Mono SemiBold"/>
+          <w:sz w:val="48"/>
+          <w:szCs w:val="48"/>
+        </w:rPr>
+      </w:pPr>
+      <w:r>
+        <w:rPr>
+          <w:rFonts w:ascii="Cascadia Mono SemiBold" w:eastAsia="Noto Sans TC" w:hAnsi="Cascadia Mono SemiBold" w:cs="Cascadia Mono SemiBold"/>
+          <w:sz w:val="48"/>
+          <w:szCs w:val="48"/>
+        </w:rPr>
+        <w:t>拼音【閩拼方案】</w:t>
+      </w:r>
+      <w:r>
+        <w:rPr>
+          <w:rFonts w:ascii="Cascadia Mono SemiBold" w:eastAsia="Noto Sans TC" w:hAnsi="Cascadia Mono SemiBold" w:cs="Cascadia Mono SemiBold"/>
           <w:sz w:val="48"/>
           <w:szCs w:val="48"/>
         </w:rPr>
         <w:br/>
-      </w:r>
-      <w:r>
-        <w:rPr>
-          <w:rFonts w:ascii="Noto Sans TC" w:eastAsia="Noto Sans TC" w:hAnsi="Noto Sans TC" w:cs="Noto Sans TC" w:hint="eastAsia"/>
-          <w:sz w:val="48"/>
-          <w:szCs w:val="48"/>
-        </w:rPr>
-        <w:t>hong5 ho</w:t>
-      </w:r>
-      <w:r>
-        <w:rPr>
-          <w:rFonts w:ascii="Noto Sans TC" w:eastAsia="Noto Sans TC" w:hAnsi="Noto Sans TC" w:cs="Noto Sans TC" w:hint="eastAsia"/>
-          <w:color w:val="EE0000"/>
-          <w:sz w:val="48"/>
-          <w:szCs w:val="48"/>
-        </w:rPr>
-        <w:t>r</w:t>
-      </w:r>
-      <w:r>
-        <w:rPr>
-          <w:rFonts w:ascii="Noto Sans TC" w:eastAsia="Noto Sans TC" w:hAnsi="Noto Sans TC" w:cs="Noto Sans TC" w:hint="eastAsia"/>
-          <w:sz w:val="48"/>
-          <w:szCs w:val="48"/>
-        </w:rPr>
-        <w:t xml:space="preserve">5 </w:t>
-      </w:r>
-      <w:proofErr w:type="spellStart"/>
-      <w:r>
-        <w:rPr>
-          <w:rFonts w:ascii="Noto Sans TC" w:eastAsia="Noto Sans TC" w:hAnsi="Noto Sans TC" w:cs="Noto Sans TC" w:hint="eastAsia"/>
-          <w:sz w:val="48"/>
-          <w:szCs w:val="48"/>
-        </w:rPr>
-        <w:t>cun</w:t>
-      </w:r>
-      <w:proofErr w:type="spellEnd"/>
-      <w:r>
-        <w:rPr>
-          <w:rFonts w:ascii="Noto Sans TC" w:eastAsia="Noto Sans TC" w:hAnsi="Noto Sans TC" w:cs="Noto Sans TC" w:hint="eastAsia"/>
-          <w:sz w:val="48"/>
-          <w:szCs w:val="48"/>
-        </w:rPr>
-        <w:t xml:space="preserve"> </w:t>
-      </w:r>
-      <w:proofErr w:type="spellStart"/>
-      <w:r>
-        <w:rPr>
-          <w:rFonts w:ascii="Noto Sans TC" w:eastAsia="Noto Sans TC" w:hAnsi="Noto Sans TC" w:cs="Noto Sans TC" w:hint="eastAsia"/>
-          <w:sz w:val="48"/>
-          <w:szCs w:val="48"/>
-        </w:rPr>
-        <w:t>thian</w:t>
-      </w:r>
-      <w:proofErr w:type="spellEnd"/>
+        <w:t xml:space="preserve">Hóng hó cūn </w:t>
+      </w:r>
+      <w:proofErr w:type="spellStart"/>
+      <w:r>
+        <w:rPr>
+          <w:rFonts w:ascii="Cascadia Mono SemiBold" w:eastAsia="Noto Sans TC" w:hAnsi="Cascadia Mono SemiBold" w:cs="Cascadia Mono SemiBold"/>
+          <w:sz w:val="48"/>
+          <w:szCs w:val="48"/>
+        </w:rPr>
+        <w:t>ti</w:t>
+      </w:r>
+      <w:proofErr w:type="spellEnd"/>
+      <w:r>
+        <w:rPr>
+          <w:rFonts w:ascii="Cascadia Mono SemiBold" w:eastAsia="Noto Sans TC" w:hAnsi="Cascadia Mono SemiBold" w:cs="Cascadia Mono SemiBold"/>
+          <w:sz w:val="48"/>
+          <w:szCs w:val="48"/>
+        </w:rPr>
+        <w:t>ān</w:t>
+      </w:r>
     </w:p>
     <w:p>
       <w:pPr>
-        <w:rPr>
-          <w:rFonts w:ascii="Noto Sans TC" w:eastAsia="Noto Sans TC" w:hAnsi="Noto Sans TC" w:cs="Noto Sans TC" w:hint="eastAsia"/>
-          <w:sz w:val="48"/>
-          <w:szCs w:val="48"/>
-        </w:rPr>
-      </w:pPr>
-      <w:r>
-        <w:rPr>
-          <w:rFonts w:ascii="Noto Sans TC" w:eastAsia="Noto Sans TC" w:hAnsi="Noto Sans TC" w:cs="Noto Sans TC" w:hint="eastAsia"/>
-          <w:sz w:val="48"/>
-          <w:szCs w:val="48"/>
-        </w:rPr>
-        <w:t>拼音【閩拼方案】</w:t>
-      </w:r>
-      <w:r>
-        <w:rPr>
-          <w:rFonts w:ascii="Noto Sans TC" w:eastAsia="Noto Sans TC" w:hAnsi="Noto Sans TC" w:cs="Noto Sans TC"/>
-          <w:sz w:val="48"/>
-          <w:szCs w:val="48"/>
-        </w:rPr>
-        <w:br/>
-        <w:t>H</w:t>
-      </w:r>
-      <w:r>
-        <w:rPr>
-          <w:rFonts w:ascii="Noto Sans TC" w:eastAsia="Noto Sans TC" w:hAnsi="Noto Sans TC" w:cs="Noto Sans TC" w:hint="eastAsia"/>
-          <w:sz w:val="48"/>
-          <w:szCs w:val="48"/>
-        </w:rPr>
-        <w:t>óng hó</w:t>
-      </w:r>
-      <w:r>
-        <w:rPr>
-          <w:rFonts w:ascii="Noto Sans TC" w:eastAsia="Noto Sans TC" w:hAnsi="Noto Sans TC" w:cs="Noto Sans TC" w:hint="eastAsia"/>
-          <w:sz w:val="48"/>
-          <w:szCs w:val="48"/>
-        </w:rPr>
-        <w:t xml:space="preserve"> cūn </w:t>
-      </w:r>
-      <w:proofErr w:type="spellStart"/>
-      <w:r>
-        <w:rPr>
-          <w:rFonts w:ascii="Noto Sans TC" w:eastAsia="Noto Sans TC" w:hAnsi="Noto Sans TC" w:cs="Noto Sans TC" w:hint="eastAsia"/>
-          <w:sz w:val="48"/>
-          <w:szCs w:val="48"/>
-        </w:rPr>
-        <w:t>ti</w:t>
-      </w:r>
-      <w:proofErr w:type="spellEnd"/>
-      <w:r>
-        <w:rPr>
-          <w:rFonts w:ascii="Noto Sans TC" w:eastAsia="Noto Sans TC" w:hAnsi="Noto Sans TC" w:cs="Noto Sans TC" w:hint="eastAsia"/>
-          <w:sz w:val="48"/>
-          <w:szCs w:val="48"/>
-        </w:rPr>
-        <w:t>ān</w:t>
+        <w:widowControl/>
+        <w:rPr>
+          <w:rFonts w:ascii="Cascadia Mono SemiBold" w:eastAsia="Noto Sans TC" w:hAnsi="Cascadia Mono SemiBold" w:cs="Cascadia Mono SemiBold"/>
+          <w:sz w:val="48"/>
+          <w:szCs w:val="48"/>
+        </w:rPr>
+      </w:pPr>
+      <w:r>
+        <w:rPr>
+          <w:rFonts w:ascii="Cascadia Mono SemiBold" w:eastAsia="Noto Sans TC" w:hAnsi="Cascadia Mono SemiBold" w:cs="Cascadia Mono SemiBold"/>
+          <w:sz w:val="48"/>
+          <w:szCs w:val="48"/>
+        </w:rPr>
+        <w:br w:type="page"/>
       </w:r>
     </w:p>
     <w:p>
       <w:pPr>
-        <w:widowControl/>
-        <w:rPr>
-          <w:rFonts w:ascii="Noto Sans TC" w:eastAsia="Noto Sans TC" w:hAnsi="Noto Sans TC" w:cs="Noto Sans TC"/>
-          <w:sz w:val="48"/>
-          <w:szCs w:val="48"/>
-        </w:rPr>
-      </w:pPr>
-      <w:r>
-        <w:rPr>
-          <w:rFonts w:ascii="Noto Sans TC" w:eastAsia="Noto Sans TC" w:hAnsi="Noto Sans TC" w:cs="Noto Sans TC"/>
-          <w:sz w:val="48"/>
-          <w:szCs w:val="48"/>
-        </w:rPr>
-        <w:br w:type="page"/>
+        <w:rPr>
+          <w:rFonts w:ascii="Cascadia Mono SemiBold" w:eastAsia="Noto Sans TC" w:hAnsi="Cascadia Mono SemiBold" w:cs="Cascadia Mono SemiBold"/>
+          <w:sz w:val="48"/>
+          <w:szCs w:val="48"/>
+        </w:rPr>
+      </w:pPr>
+      <w:r>
+        <w:rPr>
+          <w:rFonts w:ascii="Cascadia Mono SemiBold" w:eastAsia="Noto Sans TC" w:hAnsi="Cascadia Mono SemiBold" w:cs="Cascadia Mono SemiBold"/>
+          <w:sz w:val="48"/>
+          <w:szCs w:val="48"/>
+        </w:rPr>
+        <w:lastRenderedPageBreak/>
+        <w:t>反切</w:t>
+      </w:r>
+      <w:r>
+        <w:rPr>
+          <w:rFonts w:ascii="Cascadia Mono SemiBold" w:eastAsia="Noto Sans TC" w:hAnsi="Cascadia Mono SemiBold" w:cs="Cascadia Mono SemiBold"/>
+          <w:sz w:val="48"/>
+          <w:szCs w:val="48"/>
+        </w:rPr>
+        <w:t>【台語音標】</w:t>
+      </w:r>
+      <w:r>
+        <w:rPr>
+          <w:rFonts w:ascii="Cascadia Mono SemiBold" w:eastAsia="Noto Sans TC" w:hAnsi="Cascadia Mono SemiBold" w:cs="Cascadia Mono SemiBold"/>
+          <w:sz w:val="48"/>
+          <w:szCs w:val="48"/>
+        </w:rPr>
+        <w:br/>
+      </w:r>
+      <w:r>
+        <w:rPr>
+          <w:rFonts w:ascii="Cascadia Mono SemiBold" w:eastAsia="Noto Sans TC" w:hAnsi="Cascadia Mono SemiBold" w:cs="Cascadia Mono SemiBold"/>
+          <w:sz w:val="48"/>
+          <w:szCs w:val="48"/>
+        </w:rPr>
+        <w:t>公五喜</w:t>
+      </w:r>
+      <w:r>
+        <w:rPr>
+          <w:rFonts w:ascii="Cascadia Mono SemiBold" w:eastAsia="Noto Sans TC" w:hAnsi="Cascadia Mono SemiBold" w:cs="Cascadia Mono SemiBold"/>
+          <w:sz w:val="48"/>
+          <w:szCs w:val="48"/>
+        </w:rPr>
+        <w:t xml:space="preserve"> </w:t>
+      </w:r>
+      <w:r>
+        <w:rPr>
+          <w:rFonts w:ascii="Cascadia Mono SemiBold" w:eastAsia="Noto Sans TC" w:hAnsi="Cascadia Mono SemiBold" w:cs="Cascadia Mono SemiBold"/>
+          <w:sz w:val="48"/>
+          <w:szCs w:val="48"/>
+        </w:rPr>
+        <w:t>高五喜</w:t>
+      </w:r>
+      <w:r>
+        <w:rPr>
+          <w:rFonts w:ascii="Cascadia Mono SemiBold" w:eastAsia="Noto Sans TC" w:hAnsi="Cascadia Mono SemiBold" w:cs="Cascadia Mono SemiBold"/>
+          <w:sz w:val="48"/>
+          <w:szCs w:val="48"/>
+        </w:rPr>
+        <w:t xml:space="preserve"> </w:t>
+      </w:r>
+      <w:r>
+        <w:rPr>
+          <w:rFonts w:ascii="Cascadia Mono SemiBold" w:eastAsia="Noto Sans TC" w:hAnsi="Cascadia Mono SemiBold" w:cs="Cascadia Mono SemiBold"/>
+          <w:sz w:val="48"/>
+          <w:szCs w:val="48"/>
+        </w:rPr>
+        <w:t>君一出</w:t>
+      </w:r>
+      <w:r>
+        <w:rPr>
+          <w:rFonts w:ascii="Cascadia Mono SemiBold" w:eastAsia="Noto Sans TC" w:hAnsi="Cascadia Mono SemiBold" w:cs="Cascadia Mono SemiBold"/>
+          <w:sz w:val="48"/>
+          <w:szCs w:val="48"/>
+        </w:rPr>
+        <w:t xml:space="preserve"> </w:t>
+      </w:r>
+      <w:proofErr w:type="gramStart"/>
+      <w:r>
+        <w:rPr>
+          <w:rFonts w:ascii="Cascadia Mono SemiBold" w:eastAsia="Noto Sans TC" w:hAnsi="Cascadia Mono SemiBold" w:cs="Cascadia Mono SemiBold"/>
+          <w:sz w:val="48"/>
+          <w:szCs w:val="48"/>
+        </w:rPr>
+        <w:t>堅一</w:t>
+      </w:r>
+      <w:proofErr w:type="gramEnd"/>
+      <w:r>
+        <w:rPr>
+          <w:rFonts w:ascii="Cascadia Mono SemiBold" w:eastAsia="Noto Sans TC" w:hAnsi="Cascadia Mono SemiBold" w:cs="Cascadia Mono SemiBold"/>
+          <w:sz w:val="48"/>
+          <w:szCs w:val="48"/>
+        </w:rPr>
+        <w:t>他</w:t>
       </w:r>
     </w:p>
     <w:p>
       <w:pPr>
         <w:rPr>
-          <w:rFonts w:ascii="Noto Sans TC" w:eastAsia="Noto Sans TC" w:hAnsi="Noto Sans TC" w:cs="Noto Sans TC" w:hint="eastAsia"/>
-          <w:sz w:val="48"/>
-          <w:szCs w:val="48"/>
-        </w:rPr>
-      </w:pPr>
-      <w:r>
-        <w:rPr>
-          <w:rFonts w:ascii="Noto Sans TC" w:eastAsia="Noto Sans TC" w:hAnsi="Noto Sans TC" w:cs="Noto Sans TC" w:hint="eastAsia"/>
-          <w:sz w:val="48"/>
-          <w:szCs w:val="48"/>
-        </w:rPr>
-        <w:lastRenderedPageBreak/>
-        <w:t>反切</w:t>
-      </w:r>
-      <w:r>
-        <w:rPr>
-          <w:rFonts w:ascii="Noto Sans TC" w:eastAsia="Noto Sans TC" w:hAnsi="Noto Sans TC" w:cs="Noto Sans TC" w:hint="eastAsia"/>
-          <w:sz w:val="48"/>
-          <w:szCs w:val="48"/>
-        </w:rPr>
-        <w:t>【台語音標】</w:t>
-      </w:r>
-      <w:r>
-        <w:rPr>
-          <w:rFonts w:ascii="Noto Sans TC" w:eastAsia="Noto Sans TC" w:hAnsi="Noto Sans TC" w:cs="Noto Sans TC"/>
+          <w:rFonts w:ascii="Cascadia Mono SemiBold" w:eastAsia="Noto Sans TC" w:hAnsi="Cascadia Mono SemiBold" w:cs="Cascadia Mono SemiBold"/>
+          <w:sz w:val="48"/>
+          <w:szCs w:val="48"/>
+        </w:rPr>
+      </w:pPr>
+      <w:r>
+        <w:rPr>
+          <w:rFonts w:ascii="Cascadia Mono SemiBold" w:eastAsia="Noto Sans TC" w:hAnsi="Cascadia Mono SemiBold" w:cs="Cascadia Mono SemiBold"/>
+          <w:sz w:val="48"/>
+          <w:szCs w:val="48"/>
+        </w:rPr>
+        <w:t>反切【</w:t>
+      </w:r>
+      <w:r>
+        <w:rPr>
+          <w:rFonts w:ascii="Cascadia Mono SemiBold" w:eastAsia="Noto Sans TC" w:hAnsi="Cascadia Mono SemiBold" w:cs="Cascadia Mono SemiBold"/>
+          <w:sz w:val="48"/>
+          <w:szCs w:val="48"/>
+        </w:rPr>
+        <w:t>方音符號</w:t>
+      </w:r>
+      <w:r>
+        <w:rPr>
+          <w:rFonts w:ascii="Cascadia Mono SemiBold" w:eastAsia="Noto Sans TC" w:hAnsi="Cascadia Mono SemiBold" w:cs="Cascadia Mono SemiBold"/>
+          <w:sz w:val="48"/>
+          <w:szCs w:val="48"/>
+        </w:rPr>
+        <w:t>】</w:t>
+      </w:r>
+      <w:r>
+        <w:rPr>
+          <w:rFonts w:ascii="Cascadia Mono SemiBold" w:eastAsia="Noto Sans TC" w:hAnsi="Cascadia Mono SemiBold" w:cs="Cascadia Mono SemiBold"/>
           <w:sz w:val="48"/>
           <w:szCs w:val="48"/>
         </w:rPr>
@@ -631,32 +764,56 @@
       </w:r>
       <w:r>
         <w:rPr>
-          <w:rFonts w:ascii="Noto Sans TC" w:eastAsia="Noto Sans TC" w:hAnsi="Noto Sans TC" w:cs="Noto Sans TC" w:hint="eastAsia"/>
-          <w:sz w:val="48"/>
-          <w:szCs w:val="48"/>
-        </w:rPr>
-        <w:t>公五喜 高五喜</w:t>
-      </w:r>
-      <w:r>
-        <w:rPr>
-          <w:rFonts w:ascii="Noto Sans TC" w:eastAsia="Noto Sans TC" w:hAnsi="Noto Sans TC" w:cs="Noto Sans TC"/>
-          <w:sz w:val="48"/>
-          <w:szCs w:val="48"/>
-        </w:rPr>
-        <w:t xml:space="preserve"> </w:t>
-      </w:r>
-      <w:r>
-        <w:rPr>
-          <w:rFonts w:ascii="Noto Sans TC" w:eastAsia="Noto Sans TC" w:hAnsi="Noto Sans TC" w:cs="Noto Sans TC" w:hint="eastAsia"/>
-          <w:sz w:val="48"/>
-          <w:szCs w:val="48"/>
-        </w:rPr>
-        <w:t xml:space="preserve">君一出 </w:t>
+          <w:rFonts w:ascii="Cascadia Mono SemiBold" w:eastAsia="Noto Sans TC" w:hAnsi="Cascadia Mono SemiBold" w:cs="Cascadia Mono SemiBold"/>
+          <w:sz w:val="48"/>
+          <w:szCs w:val="48"/>
+        </w:rPr>
+        <w:t>公五喜</w:t>
+      </w:r>
+      <w:r>
+        <w:rPr>
+          <w:rFonts w:ascii="Cascadia Mono SemiBold" w:eastAsia="Noto Sans TC" w:hAnsi="Cascadia Mono SemiBold" w:cs="Cascadia Mono SemiBold"/>
+          <w:sz w:val="48"/>
+          <w:szCs w:val="48"/>
+        </w:rPr>
+        <w:t xml:space="preserve"> </w:t>
+      </w:r>
+      <w:r>
+        <w:rPr>
+          <w:rFonts w:ascii="Cascadia Mono SemiBold" w:eastAsia="Noto Sans TC" w:hAnsi="Cascadia Mono SemiBold" w:cs="Cascadia Mono SemiBold"/>
+          <w:sz w:val="48"/>
+          <w:szCs w:val="48"/>
+        </w:rPr>
+        <w:t>高五喜</w:t>
+      </w:r>
+      <w:r>
+        <w:rPr>
+          <w:rFonts w:ascii="Cascadia Mono SemiBold" w:eastAsia="Noto Sans TC" w:hAnsi="Cascadia Mono SemiBold" w:cs="Cascadia Mono SemiBold"/>
+          <w:sz w:val="48"/>
+          <w:szCs w:val="48"/>
+        </w:rPr>
+        <w:t xml:space="preserve"> </w:t>
+      </w:r>
+      <w:r>
+        <w:rPr>
+          <w:rFonts w:ascii="Cascadia Mono SemiBold" w:eastAsia="Noto Sans TC" w:hAnsi="Cascadia Mono SemiBold" w:cs="Cascadia Mono SemiBold"/>
+          <w:sz w:val="48"/>
+          <w:szCs w:val="48"/>
+        </w:rPr>
+        <w:t>君一出</w:t>
+      </w:r>
+      <w:r>
+        <w:rPr>
+          <w:rFonts w:ascii="Cascadia Mono SemiBold" w:eastAsia="Noto Sans TC" w:hAnsi="Cascadia Mono SemiBold" w:cs="Cascadia Mono SemiBold"/>
+          <w:sz w:val="48"/>
+          <w:szCs w:val="48"/>
+        </w:rPr>
+        <w:t xml:space="preserve"> </w:t>
       </w:r>
       <w:proofErr w:type="gramStart"/>
       <w:r>
         <w:rPr>
-          <w:rFonts w:ascii="Noto Sans TC" w:eastAsia="Noto Sans TC" w:hAnsi="Noto Sans TC" w:cs="Noto Sans TC" w:hint="eastAsia"/>
+          <w:rFonts w:ascii="Cascadia Mono SemiBold" w:eastAsia="Noto Sans TC" w:hAnsi="Cascadia Mono SemiBold" w:cs="Cascadia Mono SemiBold"/>
           <w:sz w:val="48"/>
           <w:szCs w:val="48"/>
         </w:rPr>
@@ -665,7 +822,7 @@
       <w:proofErr w:type="gramEnd"/>
       <w:r>
         <w:rPr>
-          <w:rFonts w:ascii="Noto Sans TC" w:eastAsia="Noto Sans TC" w:hAnsi="Noto Sans TC" w:cs="Noto Sans TC" w:hint="eastAsia"/>
+          <w:rFonts w:ascii="Cascadia Mono SemiBold" w:eastAsia="Noto Sans TC" w:hAnsi="Cascadia Mono SemiBold" w:cs="Cascadia Mono SemiBold"/>
           <w:sz w:val="48"/>
           <w:szCs w:val="48"/>
         </w:rPr>
@@ -675,98 +832,1018 @@
     <w:p>
       <w:pPr>
         <w:rPr>
-          <w:rFonts w:ascii="Noto Sans TC" w:eastAsia="Noto Sans TC" w:hAnsi="Noto Sans TC" w:cs="Noto Sans TC" w:hint="eastAsia"/>
-          <w:sz w:val="48"/>
-          <w:szCs w:val="48"/>
-        </w:rPr>
-      </w:pPr>
-      <w:r>
-        <w:rPr>
-          <w:rFonts w:ascii="Noto Sans TC" w:eastAsia="Noto Sans TC" w:hAnsi="Noto Sans TC" w:cs="Noto Sans TC" w:hint="eastAsia"/>
-          <w:sz w:val="48"/>
-          <w:szCs w:val="48"/>
-        </w:rPr>
-        <w:t>反切</w:t>
-      </w:r>
-      <w:r>
-        <w:rPr>
-          <w:rFonts w:ascii="Noto Sans TC" w:eastAsia="Noto Sans TC" w:hAnsi="Noto Sans TC" w:cs="Noto Sans TC" w:hint="eastAsia"/>
-          <w:sz w:val="48"/>
-          <w:szCs w:val="48"/>
-        </w:rPr>
-        <w:t>【</w:t>
-      </w:r>
-      <w:r>
-        <w:rPr>
-          <w:rFonts w:ascii="Noto Sans TC" w:eastAsia="Noto Sans TC" w:hAnsi="Noto Sans TC" w:cs="Noto Sans TC" w:hint="eastAsia"/>
-          <w:sz w:val="48"/>
-          <w:szCs w:val="48"/>
-        </w:rPr>
-        <w:t>方音符號</w:t>
-      </w:r>
-      <w:r>
-        <w:rPr>
-          <w:rFonts w:ascii="Noto Sans TC" w:eastAsia="Noto Sans TC" w:hAnsi="Noto Sans TC" w:cs="Noto Sans TC" w:hint="eastAsia"/>
-          <w:sz w:val="48"/>
-          <w:szCs w:val="48"/>
-        </w:rPr>
-        <w:t>】</w:t>
-      </w:r>
-      <w:r>
-        <w:rPr>
-          <w:rFonts w:ascii="Noto Sans TC" w:eastAsia="Noto Sans TC" w:hAnsi="Noto Sans TC" w:cs="Noto Sans TC"/>
-          <w:sz w:val="48"/>
-          <w:szCs w:val="48"/>
-        </w:rPr>
-        <w:br/>
-      </w:r>
-      <w:r>
-        <w:rPr>
-          <w:rFonts w:ascii="Noto Sans TC" w:eastAsia="Noto Sans TC" w:hAnsi="Noto Sans TC" w:cs="Noto Sans TC" w:hint="eastAsia"/>
-          <w:sz w:val="48"/>
-          <w:szCs w:val="48"/>
-        </w:rPr>
-        <w:t>公五喜 高五喜</w:t>
-      </w:r>
-      <w:r>
-        <w:rPr>
-          <w:rFonts w:ascii="Noto Sans TC" w:eastAsia="Noto Sans TC" w:hAnsi="Noto Sans TC" w:cs="Noto Sans TC"/>
-          <w:sz w:val="48"/>
-          <w:szCs w:val="48"/>
-        </w:rPr>
-        <w:t xml:space="preserve"> </w:t>
-      </w:r>
-      <w:r>
-        <w:rPr>
-          <w:rFonts w:ascii="Noto Sans TC" w:eastAsia="Noto Sans TC" w:hAnsi="Noto Sans TC" w:cs="Noto Sans TC" w:hint="eastAsia"/>
-          <w:sz w:val="48"/>
-          <w:szCs w:val="48"/>
-        </w:rPr>
-        <w:t xml:space="preserve">君一出 </w:t>
-      </w:r>
-      <w:proofErr w:type="gramStart"/>
-      <w:r>
-        <w:rPr>
-          <w:rFonts w:ascii="Noto Sans TC" w:eastAsia="Noto Sans TC" w:hAnsi="Noto Sans TC" w:cs="Noto Sans TC" w:hint="eastAsia"/>
-          <w:sz w:val="48"/>
-          <w:szCs w:val="48"/>
-        </w:rPr>
-        <w:t>堅一</w:t>
-      </w:r>
-      <w:proofErr w:type="gramEnd"/>
-      <w:r>
-        <w:rPr>
-          <w:rFonts w:ascii="Noto Sans TC" w:eastAsia="Noto Sans TC" w:hAnsi="Noto Sans TC" w:cs="Noto Sans TC" w:hint="eastAsia"/>
-          <w:sz w:val="48"/>
-          <w:szCs w:val="48"/>
-        </w:rPr>
-        <w:t>他</w:t>
-      </w:r>
+          <w:rFonts w:ascii="Cascadia Mono SemiBold" w:hAnsi="Cascadia Mono SemiBold" w:cs="Cascadia Mono SemiBold"/>
+          <w:sz w:val="48"/>
+          <w:szCs w:val="48"/>
+        </w:rPr>
+      </w:pPr>
     </w:p>
     <w:p>
       <w:pPr>
         <w:rPr>
+          <w:rFonts w:eastAsiaTheme="minorEastAsia" w:cs="Charis SIL"/>
+        </w:rPr>
+      </w:pPr>
+      <w:r>
+        <w:rPr>
+          <w:rFonts w:cs="Charis SIL"/>
+        </w:rPr>
+        <w:t>Hɔŋ² ho² wan³</w:t>
+      </w:r>
+      <w:r>
+        <w:rPr>
+          <w:rFonts w:eastAsiaTheme="minorEastAsia" w:cs="Charis SIL"/>
+        </w:rPr>
+        <w:t xml:space="preserve"> sɪɔŋ³</w:t>
+      </w:r>
+      <w:r>
+        <w:rPr>
+          <w:rFonts w:cs="Charis SIL"/>
+        </w:rPr>
+        <w:t xml:space="preserve"> </w:t>
+      </w:r>
+      <w:proofErr w:type="spellStart"/>
+      <w:r>
+        <w:rPr>
+          <w:rFonts w:eastAsiaTheme="minorEastAsia" w:cs="Charis SIL"/>
+        </w:rPr>
+        <w:t>pik</w:t>
+      </w:r>
+      <w:proofErr w:type="spellEnd"/>
+      <w:r>
+        <w:rPr>
+          <w:rFonts w:eastAsiaTheme="minorEastAsia" w:cs="Charis SIL"/>
+        </w:rPr>
+        <w:t>̚⁸</w:t>
+      </w:r>
+      <w:r>
+        <w:rPr>
+          <w:rFonts w:eastAsiaTheme="minorEastAsia" w:cs="Charis SIL" w:hint="eastAsia"/>
+        </w:rPr>
+        <w:t xml:space="preserve"> </w:t>
+      </w:r>
+      <w:proofErr w:type="spellStart"/>
+      <w:r>
+        <w:rPr>
+          <w:rFonts w:eastAsiaTheme="minorEastAsia" w:cs="Charis SIL" w:hint="eastAsia"/>
+        </w:rPr>
+        <w:t>hun</w:t>
+      </w:r>
+      <w:proofErr w:type="spellEnd"/>
+      <w:r>
+        <w:rPr>
+          <w:rFonts w:eastAsiaTheme="minorEastAsia" w:cs="Charis SIL" w:hint="eastAsia"/>
+        </w:rPr>
+        <w:t>²</w:t>
+      </w:r>
+      <w:r>
+        <w:rPr>
+          <w:rFonts w:eastAsiaTheme="minorEastAsia" w:cs="Charis SIL" w:hint="eastAsia"/>
+        </w:rPr>
+        <w:t xml:space="preserve"> </w:t>
+      </w:r>
+      <w:proofErr w:type="spellStart"/>
+      <w:r>
+        <w:rPr>
+          <w:rFonts w:eastAsiaTheme="minorEastAsia" w:cs="Charis SIL" w:hint="eastAsia"/>
+        </w:rPr>
+        <w:t>kan</w:t>
+      </w:r>
+      <w:proofErr w:type="spellEnd"/>
+      <w:r>
+        <w:rPr>
+          <w:rFonts w:eastAsiaTheme="minorEastAsia" w:cs="Charis SIL" w:hint="eastAsia"/>
+        </w:rPr>
+        <w:t>¹</w:t>
+      </w:r>
+      <w:r>
+        <w:rPr>
+          <w:rFonts w:eastAsiaTheme="minorEastAsia" w:cs="Charis SIL" w:hint="eastAsia"/>
+        </w:rPr>
+        <w:t>,</w:t>
+      </w:r>
+    </w:p>
+    <w:p>
+      <w:pPr>
+        <w:rPr>
+          <w:rFonts w:ascii="Times New Roman" w:eastAsiaTheme="minorEastAsia" w:hAnsi="Times New Roman" w:cs="Times New Roman"/>
+        </w:rPr>
+      </w:pPr>
+      <w:r>
+        <w:t>Y</w:t>
+      </w:r>
+      <w:r>
+        <w:rPr>
           <w:rFonts w:hint="eastAsia"/>
+        </w:rPr>
+        <w:t xml:space="preserve">it⁷ </w:t>
+      </w:r>
+      <w:proofErr w:type="spellStart"/>
+      <w:r>
+        <w:rPr>
+          <w:rFonts w:hint="eastAsia"/>
+        </w:rPr>
+        <w:t>p</w:t>
+      </w:r>
+      <w:r>
+        <w:rPr>
+          <w:rFonts w:ascii="Times New Roman" w:hAnsi="Times New Roman" w:cs="Times New Roman"/>
+        </w:rPr>
+        <w:t>ʰ</w:t>
+      </w:r>
+      <w:r>
+        <w:rPr>
+          <w:rFonts w:hint="eastAsia"/>
+        </w:rPr>
+        <w:t>ian</w:t>
+      </w:r>
+      <w:proofErr w:type="spellEnd"/>
+      <w:r>
+        <w:rPr>
+          <w:rFonts w:hint="eastAsia"/>
+        </w:rPr>
+        <w:t xml:space="preserve">⁵ kɔ¹ </w:t>
+      </w:r>
+      <w:proofErr w:type="spellStart"/>
+      <w:r>
+        <w:rPr>
+          <w:rFonts w:hint="eastAsia"/>
+        </w:rPr>
+        <w:t>si</w:t>
+      </w:r>
+      <w:proofErr w:type="spellEnd"/>
+      <w:r>
+        <w:rPr>
+          <w:rFonts w:hint="eastAsia"/>
+        </w:rPr>
+        <w:t>ŋ²</w:t>
+      </w:r>
+      <w:r>
+        <w:rPr>
+          <w:rFonts w:eastAsiaTheme="minorEastAsia" w:hint="eastAsia"/>
+        </w:rPr>
+        <w:t xml:space="preserve"> ban</w:t>
+      </w:r>
+      <w:r>
+        <w:rPr>
+          <w:rFonts w:eastAsiaTheme="minorEastAsia" w:hint="eastAsia"/>
+        </w:rPr>
+        <w:t>⁶</w:t>
+      </w:r>
+      <w:r>
+        <w:rPr>
+          <w:rFonts w:eastAsiaTheme="minorEastAsia" w:hint="eastAsia"/>
+        </w:rPr>
+        <w:t xml:space="preserve"> </w:t>
+      </w:r>
+      <w:r>
+        <w:rPr>
+          <w:rFonts w:ascii="Times New Roman" w:eastAsiaTheme="minorEastAsia" w:hAnsi="Times New Roman" w:cs="Times New Roman" w:hint="eastAsia"/>
+        </w:rPr>
+        <w:t>ʣ</w:t>
+      </w:r>
+      <w:r>
+        <w:rPr>
+          <w:rFonts w:ascii="Times New Roman" w:eastAsiaTheme="minorEastAsia" w:hAnsi="Times New Roman" w:cs="Times New Roman" w:hint="eastAsia"/>
+        </w:rPr>
+        <w:t>in</w:t>
+      </w:r>
+      <w:r>
+        <w:rPr>
+          <w:rFonts w:ascii="Times New Roman" w:eastAsiaTheme="minorEastAsia" w:hAnsi="Times New Roman" w:cs="Times New Roman" w:hint="eastAsia"/>
+        </w:rPr>
+        <w:t>⁶</w:t>
+      </w:r>
+      <w:r>
+        <w:rPr>
+          <w:rFonts w:ascii="Times New Roman" w:eastAsiaTheme="minorEastAsia" w:hAnsi="Times New Roman" w:cs="Times New Roman" w:hint="eastAsia"/>
+        </w:rPr>
+        <w:t xml:space="preserve"> </w:t>
+      </w:r>
+      <w:proofErr w:type="spellStart"/>
+      <w:r>
+        <w:rPr>
+          <w:rFonts w:ascii="Times New Roman" w:eastAsiaTheme="minorEastAsia" w:hAnsi="Times New Roman" w:cs="Times New Roman" w:hint="eastAsia"/>
+        </w:rPr>
+        <w:t>san</w:t>
+      </w:r>
+      <w:proofErr w:type="spellEnd"/>
+      <w:r>
+        <w:rPr>
+          <w:rFonts w:ascii="Times New Roman" w:eastAsiaTheme="minorEastAsia" w:hAnsi="Times New Roman" w:cs="Times New Roman" w:hint="eastAsia"/>
+        </w:rPr>
+        <w:t>¹</w:t>
+      </w:r>
+      <w:r>
+        <w:rPr>
+          <w:rFonts w:ascii="Times New Roman" w:eastAsiaTheme="minorEastAsia" w:hAnsi="Times New Roman" w:cs="Times New Roman" w:hint="eastAsia"/>
+        </w:rPr>
+        <w:t>.</w:t>
+      </w:r>
+    </w:p>
+    <w:p>
+      <w:pPr>
+        <w:rPr>
+          <w:rFonts w:ascii="Times New Roman" w:eastAsiaTheme="minorEastAsia" w:hAnsi="Times New Roman" w:cs="Times New Roman"/>
+        </w:rPr>
+      </w:pPr>
+      <w:proofErr w:type="spellStart"/>
+      <w:r>
+        <w:rPr>
+          <w:rFonts w:ascii="Times New Roman" w:eastAsiaTheme="minorEastAsia" w:hAnsi="Times New Roman" w:cs="Times New Roman"/>
+        </w:rPr>
+        <w:t>K</w:t>
+      </w:r>
+      <w:r>
+        <w:rPr>
+          <w:rFonts w:ascii="Times New Roman" w:eastAsiaTheme="minorEastAsia" w:hAnsi="Times New Roman" w:cs="Times New Roman" w:hint="eastAsia"/>
+        </w:rPr>
+        <w:t>niu</w:t>
+      </w:r>
+      <w:proofErr w:type="spellEnd"/>
+      <w:r>
+        <w:rPr>
+          <w:rFonts w:ascii="Times New Roman" w:eastAsiaTheme="minorEastAsia" w:hAnsi="Times New Roman" w:cs="Times New Roman" w:hint="eastAsia"/>
+        </w:rPr>
+        <w:t>¹</w:t>
+      </w:r>
+      <w:r>
+        <w:rPr>
+          <w:rFonts w:ascii="Times New Roman" w:eastAsiaTheme="minorEastAsia" w:hAnsi="Times New Roman" w:cs="Times New Roman" w:hint="eastAsia"/>
+        </w:rPr>
+        <w:t xml:space="preserve"> tik̚</w:t>
+      </w:r>
+      <w:r>
+        <w:rPr>
+          <w:rFonts w:ascii="Times New Roman" w:eastAsiaTheme="minorEastAsia" w:hAnsi="Times New Roman" w:cs="Times New Roman" w:hint="eastAsia"/>
+        </w:rPr>
+        <w:t>⁸</w:t>
+      </w:r>
+      <w:r>
+        <w:rPr>
+          <w:rFonts w:ascii="Times New Roman" w:eastAsiaTheme="minorEastAsia" w:hAnsi="Times New Roman" w:cs="Times New Roman" w:hint="eastAsia"/>
+        </w:rPr>
+        <w:t xml:space="preserve"> ho</w:t>
+      </w:r>
+      <w:r>
+        <w:rPr>
+          <w:rFonts w:ascii="Times New Roman" w:eastAsiaTheme="minorEastAsia" w:hAnsi="Times New Roman" w:cs="Times New Roman" w:hint="eastAsia"/>
+        </w:rPr>
+        <w:t>²</w:t>
+      </w:r>
+      <w:r>
+        <w:rPr>
+          <w:rFonts w:ascii="Times New Roman" w:eastAsiaTheme="minorEastAsia" w:hAnsi="Times New Roman" w:cs="Times New Roman" w:hint="eastAsia"/>
+        </w:rPr>
+        <w:t xml:space="preserve"> </w:t>
+      </w:r>
+      <w:proofErr w:type="spellStart"/>
+      <w:r>
+        <w:rPr>
+          <w:rFonts w:ascii="Times New Roman" w:eastAsiaTheme="minorEastAsia" w:hAnsi="Times New Roman" w:cs="Times New Roman" w:hint="eastAsia"/>
+        </w:rPr>
+        <w:t>su</w:t>
+      </w:r>
+      <w:proofErr w:type="spellEnd"/>
+      <w:r>
+        <w:rPr>
+          <w:rFonts w:ascii="Times New Roman" w:eastAsiaTheme="minorEastAsia" w:hAnsi="Times New Roman" w:cs="Times New Roman" w:hint="eastAsia"/>
+        </w:rPr>
+        <w:t>¹</w:t>
+      </w:r>
+      <w:r>
+        <w:rPr>
+          <w:rFonts w:ascii="Times New Roman" w:eastAsiaTheme="minorEastAsia" w:hAnsi="Times New Roman" w:cs="Times New Roman" w:hint="eastAsia"/>
+        </w:rPr>
+        <w:t xml:space="preserve"> wan</w:t>
+      </w:r>
+      <w:r>
+        <w:rPr>
+          <w:rFonts w:ascii="Times New Roman" w:eastAsiaTheme="minorEastAsia" w:hAnsi="Times New Roman" w:cs="Times New Roman" w:hint="eastAsia"/>
+        </w:rPr>
+        <w:t>⁵</w:t>
+      </w:r>
+      <w:r>
+        <w:rPr>
+          <w:rFonts w:ascii="Times New Roman" w:eastAsiaTheme="minorEastAsia" w:hAnsi="Times New Roman" w:cs="Times New Roman" w:hint="eastAsia"/>
+        </w:rPr>
+        <w:t xml:space="preserve"> </w:t>
+      </w:r>
+      <w:proofErr w:type="spellStart"/>
+      <w:r>
+        <w:rPr>
+          <w:rFonts w:ascii="Times New Roman" w:eastAsiaTheme="minorEastAsia" w:hAnsi="Times New Roman" w:cs="Times New Roman" w:hint="eastAsia"/>
+        </w:rPr>
+        <w:t>ynu</w:t>
+      </w:r>
+      <w:proofErr w:type="spellEnd"/>
+      <w:r>
+        <w:rPr>
+          <w:rFonts w:ascii="Times New Roman" w:eastAsiaTheme="minorEastAsia" w:hAnsi="Times New Roman" w:cs="Times New Roman" w:hint="eastAsia"/>
+        </w:rPr>
+        <w:t>²</w:t>
+      </w:r>
+      <w:r>
+        <w:rPr>
+          <w:rFonts w:ascii="Times New Roman" w:eastAsiaTheme="minorEastAsia" w:hAnsi="Times New Roman" w:cs="Times New Roman" w:hint="eastAsia"/>
+        </w:rPr>
+        <w:t xml:space="preserve"> </w:t>
+      </w:r>
+      <w:proofErr w:type="spellStart"/>
+      <w:r>
+        <w:rPr>
+          <w:rFonts w:ascii="Times New Roman" w:eastAsiaTheme="minorEastAsia" w:hAnsi="Times New Roman" w:cs="Times New Roman" w:hint="eastAsia"/>
+        </w:rPr>
+        <w:t>liu</w:t>
+      </w:r>
+      <w:proofErr w:type="spellEnd"/>
+      <w:r>
+        <w:rPr>
+          <w:rFonts w:ascii="Times New Roman" w:eastAsiaTheme="minorEastAsia" w:hAnsi="Times New Roman" w:cs="Times New Roman" w:hint="eastAsia"/>
+        </w:rPr>
+        <w:t>³</w:t>
+      </w:r>
+      <w:r>
+        <w:rPr>
+          <w:rFonts w:ascii="Times New Roman" w:eastAsiaTheme="minorEastAsia" w:hAnsi="Times New Roman" w:cs="Times New Roman" w:hint="eastAsia"/>
+        </w:rPr>
+        <w:t>,</w:t>
+      </w:r>
+    </w:p>
+    <w:p>
+      <w:pPr>
+        <w:rPr>
+          <w:rFonts w:ascii="Times New Roman" w:eastAsiaTheme="minorEastAsia" w:hAnsi="Times New Roman" w:cs="Times New Roman"/>
+        </w:rPr>
+      </w:pPr>
+      <w:r>
+        <w:rPr>
+          <w:rFonts w:ascii="Times New Roman" w:eastAsiaTheme="minorEastAsia" w:hAnsi="Times New Roman" w:cs="Times New Roman" w:hint="eastAsia"/>
+        </w:rPr>
+        <w:t>ʦʰ</w:t>
+      </w:r>
+      <w:r>
+        <w:rPr>
+          <w:rFonts w:ascii="Times New Roman" w:eastAsiaTheme="minorEastAsia" w:hAnsi="Times New Roman" w:cs="Times New Roman" w:hint="eastAsia"/>
+        </w:rPr>
+        <w:t>un</w:t>
+      </w:r>
+      <w:r>
+        <w:rPr>
+          <w:rFonts w:ascii="Times New Roman" w:eastAsiaTheme="minorEastAsia" w:hAnsi="Times New Roman" w:cs="Times New Roman" w:hint="eastAsia"/>
+        </w:rPr>
+        <w:t>¹</w:t>
+      </w:r>
+      <w:r>
+        <w:rPr>
+          <w:rFonts w:ascii="Times New Roman" w:eastAsiaTheme="minorEastAsia" w:hAnsi="Times New Roman" w:cs="Times New Roman" w:hint="eastAsia"/>
+        </w:rPr>
+        <w:t xml:space="preserve"> h</w:t>
+      </w:r>
+      <w:r>
+        <w:rPr>
+          <w:rFonts w:ascii="Times New Roman" w:eastAsiaTheme="minorEastAsia" w:hAnsi="Times New Roman" w:cs="Times New Roman" w:hint="eastAsia"/>
+        </w:rPr>
+        <w:t>ɔŋ¹</w:t>
+      </w:r>
+      <w:r>
+        <w:rPr>
+          <w:rFonts w:ascii="Times New Roman" w:eastAsiaTheme="minorEastAsia" w:hAnsi="Times New Roman" w:cs="Times New Roman" w:hint="eastAsia"/>
+        </w:rPr>
+        <w:t xml:space="preserve"> put̚</w:t>
+      </w:r>
+      <w:r>
+        <w:rPr>
+          <w:rFonts w:ascii="Times New Roman" w:eastAsiaTheme="minorEastAsia" w:hAnsi="Times New Roman" w:cs="Times New Roman" w:hint="eastAsia"/>
+        </w:rPr>
+        <w:t>⁷</w:t>
+      </w:r>
+      <w:r>
+        <w:rPr>
+          <w:rFonts w:ascii="Times New Roman" w:eastAsiaTheme="minorEastAsia" w:hAnsi="Times New Roman" w:cs="Times New Roman" w:hint="eastAsia"/>
+        </w:rPr>
+        <w:t xml:space="preserve"> t</w:t>
+      </w:r>
+      <w:r>
+        <w:rPr>
+          <w:rFonts w:ascii="Times New Roman" w:eastAsiaTheme="minorEastAsia" w:hAnsi="Times New Roman" w:cs="Times New Roman" w:hint="eastAsia"/>
+        </w:rPr>
+        <w:t>ɔ⁶</w:t>
+      </w:r>
+      <w:r>
+        <w:rPr>
+          <w:rFonts w:ascii="Times New Roman" w:eastAsiaTheme="minorEastAsia" w:hAnsi="Times New Roman" w:cs="Times New Roman" w:hint="eastAsia"/>
+        </w:rPr>
+        <w:t xml:space="preserve"> </w:t>
+      </w:r>
+      <w:r>
+        <w:rPr>
+          <w:rFonts w:ascii="Times New Roman" w:eastAsiaTheme="minorEastAsia" w:hAnsi="Times New Roman" w:cs="Times New Roman" w:hint="eastAsia"/>
+        </w:rPr>
+        <w:t>ɡɪɔ</w:t>
+      </w:r>
+      <w:r>
+        <w:rPr>
+          <w:rFonts w:ascii="Times New Roman" w:eastAsiaTheme="minorEastAsia" w:hAnsi="Times New Roman" w:cs="Times New Roman" w:hint="eastAsia"/>
+        </w:rPr>
+        <w:t>k̚</w:t>
+      </w:r>
+      <w:r>
+        <w:rPr>
+          <w:rFonts w:ascii="Times New Roman" w:eastAsiaTheme="minorEastAsia" w:hAnsi="Times New Roman" w:cs="Times New Roman" w:hint="eastAsia"/>
+        </w:rPr>
+        <w:t>⁸</w:t>
+      </w:r>
+      <w:r>
+        <w:rPr>
+          <w:rFonts w:ascii="Times New Roman" w:eastAsiaTheme="minorEastAsia" w:hAnsi="Times New Roman" w:cs="Times New Roman" w:hint="eastAsia"/>
+        </w:rPr>
+        <w:t xml:space="preserve"> bn</w:t>
+      </w:r>
+      <w:r>
+        <w:rPr>
+          <w:rFonts w:ascii="Times New Roman" w:eastAsiaTheme="minorEastAsia" w:hAnsi="Times New Roman" w:cs="Times New Roman" w:hint="eastAsia"/>
+        </w:rPr>
+        <w:t>ń</w:t>
+      </w:r>
+      <w:r>
+        <w:rPr>
+          <w:rFonts w:ascii="Times New Roman" w:eastAsiaTheme="minorEastAsia" w:hAnsi="Times New Roman" w:cs="Times New Roman" w:hint="eastAsia"/>
+        </w:rPr>
+        <w:t>g</w:t>
+      </w:r>
+      <w:r>
+        <w:rPr>
+          <w:rFonts w:ascii="Times New Roman" w:eastAsiaTheme="minorEastAsia" w:hAnsi="Times New Roman" w:cs="Times New Roman" w:hint="eastAsia"/>
+        </w:rPr>
+        <w:t>²</w:t>
+      </w:r>
+      <w:r>
+        <w:rPr>
+          <w:rFonts w:ascii="Times New Roman" w:eastAsiaTheme="minorEastAsia" w:hAnsi="Times New Roman" w:cs="Times New Roman" w:hint="eastAsia"/>
+        </w:rPr>
+        <w:t xml:space="preserve"> </w:t>
+      </w:r>
+      <w:proofErr w:type="spellStart"/>
+      <w:r>
+        <w:rPr>
+          <w:rFonts w:ascii="Times New Roman" w:eastAsiaTheme="minorEastAsia" w:hAnsi="Times New Roman" w:cs="Times New Roman" w:hint="eastAsia"/>
+        </w:rPr>
+        <w:t>kuan</w:t>
+      </w:r>
+      <w:proofErr w:type="spellEnd"/>
+      <w:r>
+        <w:rPr>
+          <w:rFonts w:ascii="Times New Roman" w:eastAsiaTheme="minorEastAsia" w:hAnsi="Times New Roman" w:cs="Times New Roman" w:hint="eastAsia"/>
+        </w:rPr>
+        <w:t>¹</w:t>
+      </w:r>
+      <w:r>
+        <w:rPr>
+          <w:rFonts w:ascii="Times New Roman" w:eastAsiaTheme="minorEastAsia" w:hAnsi="Times New Roman" w:cs="Times New Roman" w:hint="eastAsia"/>
+        </w:rPr>
+        <w:t>.</w:t>
+      </w:r>
+    </w:p>
+    <w:p>
+      <w:pPr>
+        <w:rPr>
+          <w:rFonts w:ascii="Times New Roman" w:eastAsiaTheme="minorEastAsia" w:hAnsi="Times New Roman" w:cs="Times New Roman"/>
+        </w:rPr>
+      </w:pPr>
+    </w:p>
+    <w:p>
+      <w:pPr>
+        <w:rPr>
+          <w:rFonts w:ascii="Times New Roman" w:eastAsiaTheme="minorEastAsia" w:hAnsi="Times New Roman" w:cs="Times New Roman"/>
+        </w:rPr>
+      </w:pPr>
+      <w:r>
+        <w:rPr>
+          <w:rFonts w:ascii="Times New Roman" w:eastAsiaTheme="minorEastAsia" w:hAnsi="Times New Roman" w:cs="Times New Roman"/>
+        </w:rPr>
+        <w:t>H</w:t>
+      </w:r>
+      <w:r>
+        <w:rPr>
+          <w:rFonts w:ascii="Times New Roman" w:eastAsiaTheme="minorEastAsia" w:hAnsi="Times New Roman" w:cs="Times New Roman" w:hint="eastAsia"/>
+        </w:rPr>
+        <w:t>ɔŋ⁵</w:t>
+      </w:r>
+      <w:r>
+        <w:rPr>
+          <w:rFonts w:ascii="Times New Roman" w:eastAsiaTheme="minorEastAsia" w:hAnsi="Times New Roman" w:cs="Times New Roman"/>
+        </w:rPr>
+        <w:t xml:space="preserve"> </w:t>
+      </w:r>
+      <w:r>
+        <w:rPr>
+          <w:rFonts w:ascii="Times New Roman" w:eastAsiaTheme="minorEastAsia" w:hAnsi="Times New Roman" w:cs="Times New Roman" w:hint="eastAsia"/>
+        </w:rPr>
+        <w:t>ho</w:t>
+      </w:r>
+      <w:r>
+        <w:rPr>
+          <w:rFonts w:ascii="Times New Roman" w:eastAsiaTheme="minorEastAsia" w:hAnsi="Times New Roman" w:cs="Times New Roman" w:hint="eastAsia"/>
+        </w:rPr>
+        <w:t>⁵</w:t>
+      </w:r>
+      <w:r>
+        <w:rPr>
+          <w:rFonts w:ascii="Times New Roman" w:eastAsiaTheme="minorEastAsia" w:hAnsi="Times New Roman" w:cs="Times New Roman" w:hint="eastAsia"/>
+        </w:rPr>
+        <w:t xml:space="preserve"> </w:t>
+      </w:r>
+      <w:proofErr w:type="spellStart"/>
+      <w:r>
+        <w:rPr>
+          <w:rFonts w:ascii="Times New Roman" w:eastAsiaTheme="minorEastAsia" w:hAnsi="Times New Roman" w:cs="Times New Roman" w:hint="eastAsia"/>
+        </w:rPr>
+        <w:t>uan</w:t>
+      </w:r>
+      <w:proofErr w:type="spellEnd"/>
+      <w:r>
+        <w:rPr>
+          <w:rFonts w:ascii="Times New Roman" w:eastAsiaTheme="minorEastAsia" w:hAnsi="Times New Roman" w:cs="Times New Roman" w:hint="eastAsia"/>
+        </w:rPr>
+        <w:t>²</w:t>
+      </w:r>
+      <w:r>
+        <w:rPr>
+          <w:rFonts w:ascii="Times New Roman" w:eastAsiaTheme="minorEastAsia" w:hAnsi="Times New Roman" w:cs="Times New Roman" w:hint="eastAsia"/>
+        </w:rPr>
+        <w:t xml:space="preserve"> s</w:t>
+      </w:r>
+      <w:r>
+        <w:rPr>
+          <w:rFonts w:ascii="Times New Roman" w:eastAsiaTheme="minorEastAsia" w:hAnsi="Times New Roman" w:cs="Times New Roman" w:hint="eastAsia"/>
+        </w:rPr>
+        <w:t>ɪɔŋ²</w:t>
+      </w:r>
+      <w:r>
+        <w:rPr>
+          <w:rFonts w:ascii="Times New Roman" w:eastAsiaTheme="minorEastAsia" w:hAnsi="Times New Roman" w:cs="Times New Roman" w:hint="eastAsia"/>
+        </w:rPr>
+        <w:t xml:space="preserve"> </w:t>
+      </w:r>
+      <w:proofErr w:type="spellStart"/>
+      <w:r>
+        <w:rPr>
+          <w:rFonts w:ascii="Times New Roman" w:eastAsiaTheme="minorEastAsia" w:hAnsi="Times New Roman" w:cs="Times New Roman" w:hint="eastAsia"/>
+        </w:rPr>
+        <w:t>piek</w:t>
+      </w:r>
+      <w:proofErr w:type="spellEnd"/>
+      <w:r>
+        <w:rPr>
+          <w:rFonts w:ascii="Times New Roman" w:eastAsiaTheme="minorEastAsia" w:hAnsi="Times New Roman" w:cs="Times New Roman" w:hint="eastAsia"/>
+        </w:rPr>
+        <w:t>⁸</w:t>
+      </w:r>
+      <w:r>
+        <w:rPr>
+          <w:rFonts w:ascii="Times New Roman" w:eastAsiaTheme="minorEastAsia" w:hAnsi="Times New Roman" w:cs="Times New Roman" w:hint="eastAsia"/>
+        </w:rPr>
+        <w:t xml:space="preserve"> </w:t>
+      </w:r>
+      <w:proofErr w:type="spellStart"/>
+      <w:r>
+        <w:rPr>
+          <w:rFonts w:ascii="Times New Roman" w:eastAsiaTheme="minorEastAsia" w:hAnsi="Times New Roman" w:cs="Times New Roman" w:hint="eastAsia"/>
+        </w:rPr>
+        <w:t>hun</w:t>
+      </w:r>
+      <w:proofErr w:type="spellEnd"/>
+      <w:r>
+        <w:rPr>
+          <w:rFonts w:ascii="Times New Roman" w:eastAsiaTheme="minorEastAsia" w:hAnsi="Times New Roman" w:cs="Times New Roman" w:hint="eastAsia"/>
+        </w:rPr>
+        <w:t>⁵</w:t>
+      </w:r>
+      <w:r>
+        <w:rPr>
+          <w:rFonts w:ascii="Times New Roman" w:eastAsiaTheme="minorEastAsia" w:hAnsi="Times New Roman" w:cs="Times New Roman" w:hint="eastAsia"/>
+        </w:rPr>
+        <w:t xml:space="preserve"> </w:t>
+      </w:r>
+      <w:proofErr w:type="spellStart"/>
+      <w:r>
+        <w:rPr>
+          <w:rFonts w:ascii="Times New Roman" w:eastAsiaTheme="minorEastAsia" w:hAnsi="Times New Roman" w:cs="Times New Roman" w:hint="eastAsia"/>
+        </w:rPr>
+        <w:t>kan</w:t>
+      </w:r>
+      <w:proofErr w:type="spellEnd"/>
+      <w:r>
+        <w:rPr>
+          <w:rFonts w:ascii="Times New Roman" w:eastAsiaTheme="minorEastAsia" w:hAnsi="Times New Roman" w:cs="Times New Roman" w:hint="eastAsia"/>
+        </w:rPr>
+        <w:t>¹</w:t>
+      </w:r>
+      <w:r>
+        <w:rPr>
+          <w:rFonts w:ascii="Times New Roman" w:eastAsiaTheme="minorEastAsia" w:hAnsi="Times New Roman" w:cs="Times New Roman" w:hint="eastAsia"/>
+        </w:rPr>
+        <w:t>,</w:t>
+      </w:r>
+    </w:p>
+    <w:p>
+      <w:pPr>
+        <w:rPr>
+          <w:rFonts w:ascii="Times New Roman" w:eastAsiaTheme="minorEastAsia" w:hAnsi="Times New Roman" w:cs="Times New Roman"/>
+        </w:rPr>
+      </w:pPr>
+      <w:r>
+        <w:rPr>
+          <w:rFonts w:ascii="Times New Roman" w:eastAsiaTheme="minorEastAsia" w:hAnsi="Times New Roman" w:cs="Times New Roman"/>
+        </w:rPr>
+        <w:t>I</w:t>
+      </w:r>
+      <w:r>
+        <w:rPr>
+          <w:rFonts w:ascii="Times New Roman" w:eastAsiaTheme="minorEastAsia" w:hAnsi="Times New Roman" w:cs="Times New Roman" w:hint="eastAsia"/>
+        </w:rPr>
+        <w:t>t̚</w:t>
+      </w:r>
+      <w:r>
+        <w:rPr>
+          <w:rFonts w:ascii="Times New Roman" w:eastAsiaTheme="minorEastAsia" w:hAnsi="Times New Roman" w:cs="Times New Roman" w:hint="eastAsia"/>
+        </w:rPr>
+        <w:t>⁴</w:t>
+      </w:r>
+      <w:r>
+        <w:rPr>
+          <w:rFonts w:ascii="Times New Roman" w:eastAsiaTheme="minorEastAsia" w:hAnsi="Times New Roman" w:cs="Times New Roman" w:hint="eastAsia"/>
+        </w:rPr>
+        <w:t xml:space="preserve"> p</w:t>
+      </w:r>
+      <w:r>
+        <w:rPr>
+          <w:rFonts w:ascii="Times New Roman" w:eastAsiaTheme="minorEastAsia" w:hAnsi="Times New Roman" w:cs="Times New Roman" w:hint="eastAsia"/>
+        </w:rPr>
+        <w:t>ʰ</w:t>
+      </w:r>
+      <w:proofErr w:type="spellStart"/>
+      <w:r>
+        <w:rPr>
+          <w:rFonts w:ascii="Times New Roman" w:eastAsiaTheme="minorEastAsia" w:hAnsi="Times New Roman" w:cs="Times New Roman" w:hint="eastAsia"/>
+        </w:rPr>
+        <w:t>ian</w:t>
+      </w:r>
+      <w:proofErr w:type="spellEnd"/>
+      <w:r>
+        <w:rPr>
+          <w:rFonts w:ascii="Times New Roman" w:eastAsiaTheme="minorEastAsia" w:hAnsi="Times New Roman" w:cs="Times New Roman" w:hint="eastAsia"/>
+        </w:rPr>
+        <w:t>³</w:t>
+      </w:r>
+      <w:r>
+        <w:rPr>
+          <w:rFonts w:ascii="Times New Roman" w:eastAsiaTheme="minorEastAsia" w:hAnsi="Times New Roman" w:cs="Times New Roman" w:hint="eastAsia"/>
+        </w:rPr>
+        <w:t xml:space="preserve"> k</w:t>
+      </w:r>
+      <w:r>
+        <w:rPr>
+          <w:rFonts w:ascii="Times New Roman" w:eastAsiaTheme="minorEastAsia" w:hAnsi="Times New Roman" w:cs="Times New Roman" w:hint="eastAsia"/>
+        </w:rPr>
+        <w:t>ɔ¹</w:t>
+      </w:r>
+      <w:r>
+        <w:rPr>
+          <w:rFonts w:ascii="Times New Roman" w:eastAsiaTheme="minorEastAsia" w:hAnsi="Times New Roman" w:cs="Times New Roman" w:hint="eastAsia"/>
+        </w:rPr>
+        <w:t xml:space="preserve"> </w:t>
+      </w:r>
+      <w:proofErr w:type="spellStart"/>
+      <w:r>
+        <w:rPr>
+          <w:rFonts w:ascii="Times New Roman" w:eastAsiaTheme="minorEastAsia" w:hAnsi="Times New Roman" w:cs="Times New Roman" w:hint="eastAsia"/>
+        </w:rPr>
+        <w:t>si</w:t>
+      </w:r>
+      <w:proofErr w:type="spellEnd"/>
+      <w:r>
+        <w:rPr>
+          <w:rFonts w:ascii="Times New Roman" w:eastAsiaTheme="minorEastAsia" w:hAnsi="Times New Roman" w:cs="Times New Roman" w:hint="eastAsia"/>
+        </w:rPr>
+        <w:t>ŋ⁵</w:t>
+      </w:r>
+      <w:r>
+        <w:rPr>
+          <w:rFonts w:ascii="Times New Roman" w:eastAsiaTheme="minorEastAsia" w:hAnsi="Times New Roman" w:cs="Times New Roman" w:hint="eastAsia"/>
+        </w:rPr>
+        <w:t xml:space="preserve"> ban</w:t>
+      </w:r>
+      <w:r>
+        <w:rPr>
+          <w:rFonts w:ascii="Times New Roman" w:eastAsiaTheme="minorEastAsia" w:hAnsi="Times New Roman" w:cs="Times New Roman" w:hint="eastAsia"/>
+        </w:rPr>
+        <w:t>⁷</w:t>
+      </w:r>
+      <w:r>
+        <w:rPr>
+          <w:rFonts w:ascii="Times New Roman" w:eastAsiaTheme="minorEastAsia" w:hAnsi="Times New Roman" w:cs="Times New Roman" w:hint="eastAsia"/>
+        </w:rPr>
+        <w:t xml:space="preserve"> </w:t>
+      </w:r>
+      <w:r>
+        <w:rPr>
+          <w:rFonts w:ascii="Times New Roman" w:eastAsiaTheme="minorEastAsia" w:hAnsi="Times New Roman" w:cs="Times New Roman" w:hint="eastAsia"/>
+        </w:rPr>
+        <w:t>ʣ</w:t>
+      </w:r>
+      <w:r>
+        <w:rPr>
+          <w:rFonts w:ascii="Times New Roman" w:eastAsiaTheme="minorEastAsia" w:hAnsi="Times New Roman" w:cs="Times New Roman" w:hint="eastAsia"/>
+        </w:rPr>
+        <w:t>in</w:t>
+      </w:r>
+      <w:r>
+        <w:rPr>
+          <w:rFonts w:ascii="Times New Roman" w:eastAsiaTheme="minorEastAsia" w:hAnsi="Times New Roman" w:cs="Times New Roman" w:hint="eastAsia"/>
+        </w:rPr>
+        <w:t>⁷</w:t>
+      </w:r>
+      <w:r>
+        <w:rPr>
+          <w:rFonts w:ascii="Times New Roman" w:eastAsiaTheme="minorEastAsia" w:hAnsi="Times New Roman" w:cs="Times New Roman"/>
+        </w:rPr>
+        <w:t xml:space="preserve"> </w:t>
+      </w:r>
+      <w:proofErr w:type="spellStart"/>
+      <w:r>
+        <w:rPr>
+          <w:rFonts w:ascii="Times New Roman" w:eastAsiaTheme="minorEastAsia" w:hAnsi="Times New Roman" w:cs="Times New Roman" w:hint="eastAsia"/>
+        </w:rPr>
+        <w:t>san</w:t>
+      </w:r>
+      <w:proofErr w:type="spellEnd"/>
+      <w:r>
+        <w:rPr>
+          <w:rFonts w:ascii="Times New Roman" w:eastAsiaTheme="minorEastAsia" w:hAnsi="Times New Roman" w:cs="Times New Roman" w:hint="eastAsia"/>
+        </w:rPr>
+        <w:t>¹</w:t>
+      </w:r>
+      <w:r>
+        <w:rPr>
+          <w:rFonts w:ascii="Times New Roman" w:eastAsiaTheme="minorEastAsia" w:hAnsi="Times New Roman" w:cs="Times New Roman" w:hint="eastAsia"/>
+        </w:rPr>
+        <w:t>.</w:t>
+      </w:r>
+    </w:p>
+    <w:p>
+      <w:pPr>
+        <w:rPr>
+          <w:rFonts w:ascii="Times New Roman" w:eastAsiaTheme="minorEastAsia" w:hAnsi="Times New Roman" w:cs="Times New Roman"/>
+        </w:rPr>
+      </w:pPr>
+      <w:r>
+        <w:rPr>
+          <w:rFonts w:ascii="Times New Roman" w:eastAsiaTheme="minorEastAsia" w:hAnsi="Times New Roman" w:cs="Times New Roman"/>
+        </w:rPr>
+        <w:t>K</w:t>
+      </w:r>
+      <w:r>
+        <w:rPr>
+          <w:rFonts w:ascii="Times New Roman" w:eastAsiaTheme="minorEastAsia" w:hAnsi="Times New Roman" w:cs="Times New Roman" w:hint="eastAsia"/>
+        </w:rPr>
+        <w:t>ɪ</w:t>
+      </w:r>
+      <w:r>
+        <w:rPr>
+          <w:rFonts w:ascii="Times New Roman" w:eastAsiaTheme="minorEastAsia" w:hAnsi="Times New Roman" w:cs="Times New Roman" w:hint="eastAsia"/>
+        </w:rPr>
+        <w:t>ũ</w:t>
+      </w:r>
+      <w:r>
+        <w:rPr>
+          <w:rFonts w:ascii="Times New Roman" w:eastAsiaTheme="minorEastAsia" w:hAnsi="Times New Roman" w:cs="Times New Roman" w:hint="eastAsia"/>
+        </w:rPr>
+        <w:t>¹</w:t>
+      </w:r>
+      <w:r>
+        <w:rPr>
+          <w:rFonts w:ascii="Times New Roman" w:eastAsiaTheme="minorEastAsia" w:hAnsi="Times New Roman" w:cs="Times New Roman" w:hint="eastAsia"/>
+        </w:rPr>
+        <w:t xml:space="preserve"> </w:t>
+      </w:r>
+      <w:proofErr w:type="spellStart"/>
+      <w:r>
+        <w:rPr>
+          <w:rFonts w:ascii="Times New Roman" w:eastAsiaTheme="minorEastAsia" w:hAnsi="Times New Roman" w:cs="Times New Roman" w:hint="eastAsia"/>
+        </w:rPr>
+        <w:t>tiek</w:t>
+      </w:r>
+      <w:proofErr w:type="spellEnd"/>
+      <w:r>
+        <w:rPr>
+          <w:rFonts w:ascii="Times New Roman" w:eastAsiaTheme="minorEastAsia" w:hAnsi="Times New Roman" w:cs="Times New Roman" w:hint="eastAsia"/>
+        </w:rPr>
+        <w:t>⁸</w:t>
+      </w:r>
+      <w:r>
+        <w:rPr>
+          <w:rFonts w:ascii="Times New Roman" w:eastAsiaTheme="minorEastAsia" w:hAnsi="Times New Roman" w:cs="Times New Roman" w:hint="eastAsia"/>
+        </w:rPr>
+        <w:t xml:space="preserve"> ho</w:t>
+      </w:r>
+      <w:r>
+        <w:rPr>
+          <w:rFonts w:ascii="Times New Roman" w:eastAsiaTheme="minorEastAsia" w:hAnsi="Times New Roman" w:cs="Times New Roman" w:hint="eastAsia"/>
+        </w:rPr>
+        <w:t>⁵</w:t>
+      </w:r>
+      <w:r>
+        <w:rPr>
+          <w:rFonts w:ascii="Times New Roman" w:eastAsiaTheme="minorEastAsia" w:hAnsi="Times New Roman" w:cs="Times New Roman" w:hint="eastAsia"/>
+        </w:rPr>
+        <w:t xml:space="preserve"> </w:t>
+      </w:r>
+      <w:proofErr w:type="spellStart"/>
+      <w:r>
+        <w:rPr>
+          <w:rFonts w:ascii="Times New Roman" w:eastAsiaTheme="minorEastAsia" w:hAnsi="Times New Roman" w:cs="Times New Roman" w:hint="eastAsia"/>
+        </w:rPr>
+        <w:t>su</w:t>
+      </w:r>
+      <w:proofErr w:type="spellEnd"/>
+      <w:r>
+        <w:rPr>
+          <w:rFonts w:ascii="Times New Roman" w:eastAsiaTheme="minorEastAsia" w:hAnsi="Times New Roman" w:cs="Times New Roman" w:hint="eastAsia"/>
+        </w:rPr>
+        <w:t>¹</w:t>
+      </w:r>
+      <w:r>
+        <w:rPr>
+          <w:rFonts w:ascii="Times New Roman" w:eastAsiaTheme="minorEastAsia" w:hAnsi="Times New Roman" w:cs="Times New Roman" w:hint="eastAsia"/>
+        </w:rPr>
+        <w:t xml:space="preserve"> </w:t>
+      </w:r>
+      <w:proofErr w:type="spellStart"/>
+      <w:r>
+        <w:rPr>
+          <w:rFonts w:ascii="Times New Roman" w:eastAsiaTheme="minorEastAsia" w:hAnsi="Times New Roman" w:cs="Times New Roman" w:hint="eastAsia"/>
+        </w:rPr>
+        <w:t>uan</w:t>
+      </w:r>
+      <w:proofErr w:type="spellEnd"/>
+      <w:r>
+        <w:rPr>
+          <w:rFonts w:ascii="Times New Roman" w:eastAsiaTheme="minorEastAsia" w:hAnsi="Times New Roman" w:cs="Times New Roman" w:hint="eastAsia"/>
+        </w:rPr>
+        <w:t>³</w:t>
+      </w:r>
+      <w:r>
+        <w:rPr>
+          <w:rFonts w:ascii="Times New Roman" w:eastAsiaTheme="minorEastAsia" w:hAnsi="Times New Roman" w:cs="Times New Roman" w:hint="eastAsia"/>
+        </w:rPr>
+        <w:t xml:space="preserve"> </w:t>
+      </w:r>
+      <w:r>
+        <w:rPr>
+          <w:rFonts w:ascii="Times New Roman" w:eastAsiaTheme="minorEastAsia" w:hAnsi="Times New Roman" w:cs="Times New Roman" w:hint="eastAsia"/>
+        </w:rPr>
+        <w:t>ɪ</w:t>
+      </w:r>
+      <w:r>
+        <w:rPr>
+          <w:rFonts w:ascii="Times New Roman" w:eastAsiaTheme="minorEastAsia" w:hAnsi="Times New Roman" w:cs="Times New Roman" w:hint="eastAsia"/>
+        </w:rPr>
+        <w:t>ũ</w:t>
+      </w:r>
+      <w:r>
+        <w:rPr>
+          <w:rFonts w:ascii="Times New Roman" w:eastAsiaTheme="minorEastAsia" w:hAnsi="Times New Roman" w:cs="Times New Roman" w:hint="eastAsia"/>
+        </w:rPr>
+        <w:t>⁵</w:t>
+      </w:r>
+      <w:r>
+        <w:rPr>
+          <w:rFonts w:ascii="Times New Roman" w:eastAsiaTheme="minorEastAsia" w:hAnsi="Times New Roman" w:cs="Times New Roman" w:hint="eastAsia"/>
+        </w:rPr>
+        <w:t xml:space="preserve"> </w:t>
+      </w:r>
+      <w:proofErr w:type="spellStart"/>
+      <w:r>
+        <w:rPr>
+          <w:rFonts w:ascii="Times New Roman" w:eastAsiaTheme="minorEastAsia" w:hAnsi="Times New Roman" w:cs="Times New Roman" w:hint="eastAsia"/>
+        </w:rPr>
+        <w:t>liu</w:t>
+      </w:r>
+      <w:proofErr w:type="spellEnd"/>
+      <w:r>
+        <w:rPr>
+          <w:rFonts w:ascii="Times New Roman" w:eastAsiaTheme="minorEastAsia" w:hAnsi="Times New Roman" w:cs="Times New Roman" w:hint="eastAsia"/>
+        </w:rPr>
+        <w:t>²</w:t>
+      </w:r>
+      <w:r>
+        <w:rPr>
+          <w:rFonts w:ascii="Times New Roman" w:eastAsiaTheme="minorEastAsia" w:hAnsi="Times New Roman" w:cs="Times New Roman" w:hint="eastAsia"/>
+        </w:rPr>
+        <w:t>,</w:t>
+      </w:r>
+    </w:p>
+    <w:p>
+      <w:pPr>
+        <w:rPr>
+          <w:rFonts w:eastAsiaTheme="minorEastAsia" w:cs="Charis SIL"/>
+        </w:rPr>
+      </w:pPr>
+      <w:r>
+        <w:rPr>
+          <w:rFonts w:eastAsiaTheme="minorEastAsia" w:cs="Charis SIL"/>
+        </w:rPr>
+        <w:t xml:space="preserve">ʦʰun¹ hɔŋ¹ put̚⁴ tɔ⁷ </w:t>
+      </w:r>
+      <w:r>
+        <w:rPr>
+          <w:rFonts w:eastAsiaTheme="minorEastAsia" w:cs="Charis SIL"/>
+        </w:rPr>
+        <w:t xml:space="preserve">ɡɪɔk̚⁸ mŋ̍⁵ </w:t>
+      </w:r>
+      <w:proofErr w:type="spellStart"/>
+      <w:r>
+        <w:rPr>
+          <w:rFonts w:eastAsiaTheme="minorEastAsia" w:cs="Charis SIL"/>
+        </w:rPr>
+        <w:t>kuan</w:t>
+      </w:r>
+      <w:proofErr w:type="spellEnd"/>
+      <w:r>
+        <w:rPr>
+          <w:rFonts w:eastAsiaTheme="minorEastAsia" w:cs="Charis SIL"/>
+        </w:rPr>
+        <w:t>¹.</w:t>
+      </w:r>
+    </w:p>
+    <w:p>
+      <w:pPr>
+        <w:rPr>
+          <w:rFonts w:ascii="Times New Roman" w:eastAsiaTheme="minorEastAsia" w:hAnsi="Times New Roman" w:cs="Times New Roman" w:hint="eastAsia"/>
+        </w:rPr>
+      </w:pPr>
+    </w:p>
+    <w:p>
+      <w:pPr>
+        <w:rPr>
+          <w:rFonts w:eastAsiaTheme="minorEastAsia" w:hint="eastAsia"/>
+        </w:rPr>
+      </w:pPr>
+    </w:p>
+    <w:p>
+      <w:pPr>
+        <w:rPr>
+          <w:rFonts w:ascii="Cascadia Mono SemiBold" w:hAnsi="Cascadia Mono SemiBold" w:cs="Cascadia Mono SemiBold"/>
+          <w:szCs w:val="36"/>
+        </w:rPr>
+      </w:pPr>
+    </w:p>
+    <w:p>
+      <w:pPr>
+        <w:rPr>
+          <w:rFonts w:ascii="Cascadia Mono SemiBold" w:hAnsi="Cascadia Mono SemiBold" w:cs="Cascadia Mono SemiBold"/>
+          <w:szCs w:val="36"/>
+        </w:rPr>
+      </w:pPr>
+    </w:p>
+    <w:p>
+      <w:pPr>
+        <w:rPr>
+          <w:rFonts w:ascii="Cascadia Mono SemiBold" w:hAnsi="Cascadia Mono SemiBold" w:cs="Cascadia Mono SemiBold"/>
+          <w:szCs w:val="36"/>
+        </w:rPr>
+      </w:pPr>
+    </w:p>
+    <w:p>
+      <w:pPr>
+        <w:rPr>
+          <w:rFonts w:ascii="Cascadia Mono SemiBold" w:hAnsi="Cascadia Mono SemiBold" w:cs="Cascadia Mono SemiBold"/>
+          <w:szCs w:val="36"/>
+        </w:rPr>
+      </w:pPr>
+    </w:p>
+    <w:p>
+      <w:pPr>
+        <w:rPr>
+          <w:rFonts w:ascii="Cascadia Mono SemiBold" w:hAnsi="Cascadia Mono SemiBold" w:cs="Cascadia Mono SemiBold"/>
+          <w:szCs w:val="36"/>
+        </w:rPr>
+      </w:pPr>
+    </w:p>
+    <w:p>
+      <w:pPr>
+        <w:rPr>
+          <w:rFonts w:ascii="Cascadia Mono SemiBold" w:hAnsi="Cascadia Mono SemiBold" w:cs="Cascadia Mono SemiBold"/>
+          <w:szCs w:val="36"/>
+        </w:rPr>
+      </w:pPr>
+    </w:p>
+    <w:p>
+      <w:pPr>
+        <w:rPr>
+          <w:rFonts w:ascii="Cascadia Mono SemiBold" w:hAnsi="Cascadia Mono SemiBold" w:cs="Cascadia Mono SemiBold"/>
           <w:sz w:val="48"/>
           <w:szCs w:val="48"/>
         </w:rPr>
@@ -1182,10 +2259,15 @@
   <w:style w:type="paragraph" w:default="1" w:styleId="a">
     <w:name w:val="Normal"/>
     <w:qFormat/>
-    <w:rsid w:val="00292D6A"/>
+    <w:rsid w:val="00780177"/>
     <w:pPr>
       <w:widowControl w:val="0"/>
     </w:pPr>
+    <w:rPr>
+      <w:rFonts w:ascii="Charis SIL" w:eastAsia="Charis SIL" w:hAnsi="Charis SIL"/>
+      <w:b/>
+      <w:sz w:val="36"/>
+    </w:rPr>
   </w:style>
   <w:style w:type="paragraph" w:styleId="1">
     <w:name w:val="heading 1"/>
